--- a/复旦大学数据结构课程论文.docx
+++ b/复旦大学数据结构课程论文.docx
@@ -297,29 +297,7 @@
           <w:sz w:val="52"/>
           <w:szCs w:val="52"/>
         </w:rPr>
-        <w:t xml:space="preserve">复 </w:t>
-      </w:r>
-      <w:proofErr w:type="gramStart"/>
-      <w:r>
-        <w:rPr>
-          <w:rFonts w:ascii="方正小标宋_GBK" w:eastAsia="方正小标宋_GBK" w:hAnsi="仿宋" w:hint="eastAsia"/>
-          <w:b/>
-          <w:bCs/>
-          <w:sz w:val="52"/>
-          <w:szCs w:val="52"/>
-        </w:rPr>
-        <w:t>旦</w:t>
-      </w:r>
-      <w:proofErr w:type="gramEnd"/>
-      <w:r>
-        <w:rPr>
-          <w:rFonts w:ascii="方正小标宋_GBK" w:eastAsia="方正小标宋_GBK" w:hAnsi="仿宋" w:hint="eastAsia"/>
-          <w:b/>
-          <w:bCs/>
-          <w:sz w:val="52"/>
-          <w:szCs w:val="52"/>
-        </w:rPr>
-        <w:t xml:space="preserve"> 大 学</w:t>
+        <w:t>复 旦 大 学</w:t>
       </w:r>
     </w:p>
     <w:p>
@@ -880,23 +858,7 @@
           <w:sz w:val="24"/>
           <w:szCs w:val="24"/>
         </w:rPr>
-        <w:t>优化的分析，单</w:t>
-      </w:r>
-      <w:proofErr w:type="gramStart"/>
-      <w:r>
-        <w:rPr>
-          <w:sz w:val="24"/>
-          <w:szCs w:val="24"/>
-        </w:rPr>
-        <w:t>次距离</w:t>
-      </w:r>
-      <w:proofErr w:type="gramEnd"/>
-      <w:r>
-        <w:rPr>
-          <w:sz w:val="24"/>
-          <w:szCs w:val="24"/>
-        </w:rPr>
-        <w:t>计算约消耗</w:t>
+        <w:t>优化的分析，单次距离计算约消耗</w:t>
       </w:r>
       <w:r>
         <w:rPr>
@@ -905,21 +867,12 @@
         </w:rPr>
         <w:t xml:space="preserve"> 50 </w:t>
       </w:r>
-      <w:proofErr w:type="gramStart"/>
-      <w:r>
-        <w:rPr>
-          <w:sz w:val="24"/>
-          <w:szCs w:val="24"/>
-        </w:rPr>
-        <w:t>个</w:t>
-      </w:r>
-      <w:proofErr w:type="gramEnd"/>
-      <w:r>
-        <w:rPr>
-          <w:sz w:val="24"/>
-          <w:szCs w:val="24"/>
-        </w:rPr>
-        <w:t>周期（</w:t>
+      <w:r>
+        <w:rPr>
+          <w:sz w:val="24"/>
+          <w:szCs w:val="24"/>
+        </w:rPr>
+        <w:t>个周期（</w:t>
       </w:r>
       <w:r>
         <w:rPr>
@@ -962,39 +915,7 @@
           <w:sz w:val="24"/>
           <w:szCs w:val="24"/>
         </w:rPr>
-        <w:t>} = \frac{20,000 \times 50 \text{ cycles}}{5 \times 10^9 \text{ cycles/second}} = \</w:t>
-      </w:r>
-      <w:proofErr w:type="spellStart"/>
-      <w:r>
-        <w:rPr>
-          <w:sz w:val="24"/>
-          <w:szCs w:val="24"/>
-        </w:rPr>
-        <w:t>mathbf</w:t>
-      </w:r>
-      <w:proofErr w:type="spellEnd"/>
-      <w:r>
-        <w:rPr>
-          <w:sz w:val="24"/>
-          <w:szCs w:val="24"/>
-        </w:rPr>
-        <w:t xml:space="preserve">{0.2 \text{ </w:t>
-      </w:r>
-      <w:proofErr w:type="spellStart"/>
-      <w:r>
-        <w:rPr>
-          <w:sz w:val="24"/>
-          <w:szCs w:val="24"/>
-        </w:rPr>
-        <w:t>ms</w:t>
-      </w:r>
-      <w:proofErr w:type="spellEnd"/>
-      <w:r>
-        <w:rPr>
-          <w:sz w:val="24"/>
-          <w:szCs w:val="24"/>
-        </w:rPr>
-        <w:t>}}$$</w:t>
+        <w:t>} = \frac{20,000 \times 50 \text{ cycles}}{5 \times 10^9 \text{ cycles/second}} = \mathbf{0.2 \text{ ms}}$$</w:t>
       </w:r>
     </w:p>
     <w:p>
@@ -1035,17 +956,8 @@
           <w:sz w:val="24"/>
           <w:szCs w:val="24"/>
         </w:rPr>
-        <w:t xml:space="preserve"> 1.9 </w:t>
-      </w:r>
-      <w:proofErr w:type="spellStart"/>
-      <w:r>
-        <w:rPr>
-          <w:sz w:val="24"/>
-          <w:szCs w:val="24"/>
-        </w:rPr>
-        <w:t>ms</w:t>
-      </w:r>
-      <w:proofErr w:type="spellEnd"/>
+        <w:t xml:space="preserve"> 1.9 ms</w:t>
+      </w:r>
       <w:r>
         <w:rPr>
           <w:sz w:val="24"/>
@@ -1080,87 +992,7 @@
           <w:sz w:val="24"/>
           <w:szCs w:val="24"/>
         </w:rPr>
-        <w:t>} \</w:t>
-      </w:r>
-      <w:proofErr w:type="spellStart"/>
-      <w:r>
-        <w:rPr>
-          <w:sz w:val="24"/>
-          <w:szCs w:val="24"/>
-        </w:rPr>
-        <w:t>approx</w:t>
-      </w:r>
-      <w:proofErr w:type="spellEnd"/>
-      <w:r>
-        <w:rPr>
-          <w:sz w:val="24"/>
-          <w:szCs w:val="24"/>
-        </w:rPr>
-        <w:t xml:space="preserve"> 1.9 \text{ </w:t>
-      </w:r>
-      <w:proofErr w:type="spellStart"/>
-      <w:r>
-        <w:rPr>
-          <w:sz w:val="24"/>
-          <w:szCs w:val="24"/>
-        </w:rPr>
-        <w:t>ms</w:t>
-      </w:r>
-      <w:proofErr w:type="spellEnd"/>
-      <w:r>
-        <w:rPr>
-          <w:sz w:val="24"/>
-          <w:szCs w:val="24"/>
-        </w:rPr>
-        <w:t xml:space="preserve">} - 0.2 \text{ </w:t>
-      </w:r>
-      <w:proofErr w:type="spellStart"/>
-      <w:r>
-        <w:rPr>
-          <w:sz w:val="24"/>
-          <w:szCs w:val="24"/>
-        </w:rPr>
-        <w:t>ms</w:t>
-      </w:r>
-      <w:proofErr w:type="spellEnd"/>
-      <w:r>
-        <w:rPr>
-          <w:sz w:val="24"/>
-          <w:szCs w:val="24"/>
-        </w:rPr>
-        <w:t>} = \</w:t>
-      </w:r>
-      <w:proofErr w:type="spellStart"/>
-      <w:r>
-        <w:rPr>
-          <w:sz w:val="24"/>
-          <w:szCs w:val="24"/>
-        </w:rPr>
-        <w:t>mathbf</w:t>
-      </w:r>
-      <w:proofErr w:type="spellEnd"/>
-      <w:r>
-        <w:rPr>
-          <w:sz w:val="24"/>
-          <w:szCs w:val="24"/>
-        </w:rPr>
-        <w:t xml:space="preserve">{1.7 \text{ </w:t>
-      </w:r>
-      <w:proofErr w:type="spellStart"/>
-      <w:r>
-        <w:rPr>
-          <w:sz w:val="24"/>
-          <w:szCs w:val="24"/>
-        </w:rPr>
-        <w:t>ms</w:t>
-      </w:r>
-      <w:proofErr w:type="spellEnd"/>
-      <w:r>
-        <w:rPr>
-          <w:sz w:val="24"/>
-          <w:szCs w:val="24"/>
-        </w:rPr>
-        <w:t>}}$$</w:t>
+        <w:t>} \approx 1.9 \text{ ms} - 0.2 \text{ ms} = \mathbf{1.7 \text{ ms}}$$</w:t>
       </w:r>
     </w:p>
     <w:p>
@@ -1225,47 +1057,7 @@
           <w:sz w:val="24"/>
           <w:szCs w:val="24"/>
         </w:rPr>
-        <w:t>$\</w:t>
-      </w:r>
-      <w:proofErr w:type="spellStart"/>
-      <w:r>
-        <w:rPr>
-          <w:b/>
-          <w:bCs/>
-          <w:sz w:val="24"/>
-          <w:szCs w:val="24"/>
-        </w:rPr>
-        <w:t>mathbf</w:t>
-      </w:r>
-      <w:proofErr w:type="spellEnd"/>
-      <w:r>
-        <w:rPr>
-          <w:b/>
-          <w:bCs/>
-          <w:sz w:val="24"/>
-          <w:szCs w:val="24"/>
-        </w:rPr>
-        <w:t xml:space="preserve">{1.7 \text{ </w:t>
-      </w:r>
-      <w:proofErr w:type="spellStart"/>
-      <w:r>
-        <w:rPr>
-          <w:b/>
-          <w:bCs/>
-          <w:sz w:val="24"/>
-          <w:szCs w:val="24"/>
-        </w:rPr>
-        <w:t>ms</w:t>
-      </w:r>
-      <w:proofErr w:type="spellEnd"/>
-      <w:r>
-        <w:rPr>
-          <w:b/>
-          <w:bCs/>
-          <w:sz w:val="24"/>
-          <w:szCs w:val="24"/>
-        </w:rPr>
-        <w:t>}}$</w:t>
+        <w:t>$\mathbf{1.7 \text{ ms}}$</w:t>
       </w:r>
       <w:r>
         <w:rPr>
@@ -1315,9 +1107,9 @@
         <w:tblLook w:val="04A0" w:firstRow="1" w:lastRow="0" w:firstColumn="1" w:lastColumn="0" w:noHBand="0" w:noVBand="1"/>
       </w:tblPr>
       <w:tblGrid>
-        <w:gridCol w:w="2856"/>
-        <w:gridCol w:w="1823"/>
-        <w:gridCol w:w="3611"/>
+        <w:gridCol w:w="3457"/>
+        <w:gridCol w:w="2105"/>
+        <w:gridCol w:w="4888"/>
       </w:tblGrid>
       <w:tr>
         <w:trPr>
@@ -1373,7 +1165,6 @@
                 <w:szCs w:val="24"/>
               </w:rPr>
             </w:pPr>
-            <w:proofErr w:type="gramStart"/>
             <w:r>
               <w:rPr>
                 <w:b/>
@@ -1381,17 +1172,7 @@
                 <w:sz w:val="24"/>
                 <w:szCs w:val="24"/>
               </w:rPr>
-              <w:t>耗时占</w:t>
-            </w:r>
-            <w:proofErr w:type="gramEnd"/>
-            <w:r>
-              <w:rPr>
-                <w:b/>
-                <w:bCs/>
-                <w:sz w:val="24"/>
-                <w:szCs w:val="24"/>
-              </w:rPr>
-              <w:t>比</w:t>
+              <w:t>耗时占比</w:t>
             </w:r>
           </w:p>
         </w:tc>
@@ -1502,48 +1283,7 @@
                 <w:sz w:val="24"/>
                 <w:szCs w:val="24"/>
               </w:rPr>
-              <w:t>$\</w:t>
-            </w:r>
-            <w:proofErr w:type="spellStart"/>
-            <w:r>
-              <w:rPr>
-                <w:sz w:val="24"/>
-                <w:szCs w:val="24"/>
-              </w:rPr>
-              <w:t>approx</w:t>
-            </w:r>
-            <w:proofErr w:type="spellEnd"/>
-            <w:r>
-              <w:rPr>
-                <w:sz w:val="24"/>
-                <w:szCs w:val="24"/>
-              </w:rPr>
-              <w:t xml:space="preserve"> 1.7 \</w:t>
-            </w:r>
-            <w:proofErr w:type="gramStart"/>
-            <w:r>
-              <w:rPr>
-                <w:sz w:val="24"/>
-                <w:szCs w:val="24"/>
-              </w:rPr>
-              <w:t xml:space="preserve">text{ </w:t>
-            </w:r>
-            <w:proofErr w:type="spellStart"/>
-            <w:r>
-              <w:rPr>
-                <w:sz w:val="24"/>
-                <w:szCs w:val="24"/>
-              </w:rPr>
-              <w:t>ms</w:t>
-            </w:r>
-            <w:proofErr w:type="spellEnd"/>
-            <w:proofErr w:type="gramEnd"/>
-            <w:r>
-              <w:rPr>
-                <w:sz w:val="24"/>
-                <w:szCs w:val="24"/>
-              </w:rPr>
-              <w:t>}$</w:t>
+              <w:t>$\approx 1.7 \text{ ms}$</w:t>
             </w:r>
           </w:p>
         </w:tc>
@@ -1689,48 +1429,7 @@
                 <w:sz w:val="24"/>
                 <w:szCs w:val="24"/>
               </w:rPr>
-              <w:t>$\</w:t>
-            </w:r>
-            <w:proofErr w:type="spellStart"/>
-            <w:r>
-              <w:rPr>
-                <w:sz w:val="24"/>
-                <w:szCs w:val="24"/>
-              </w:rPr>
-              <w:t>approx</w:t>
-            </w:r>
-            <w:proofErr w:type="spellEnd"/>
-            <w:r>
-              <w:rPr>
-                <w:sz w:val="24"/>
-                <w:szCs w:val="24"/>
-              </w:rPr>
-              <w:t xml:space="preserve"> 0.2 \</w:t>
-            </w:r>
-            <w:proofErr w:type="gramStart"/>
-            <w:r>
-              <w:rPr>
-                <w:sz w:val="24"/>
-                <w:szCs w:val="24"/>
-              </w:rPr>
-              <w:t xml:space="preserve">text{ </w:t>
-            </w:r>
-            <w:proofErr w:type="spellStart"/>
-            <w:r>
-              <w:rPr>
-                <w:sz w:val="24"/>
-                <w:szCs w:val="24"/>
-              </w:rPr>
-              <w:t>ms</w:t>
-            </w:r>
-            <w:proofErr w:type="spellEnd"/>
-            <w:proofErr w:type="gramEnd"/>
-            <w:r>
-              <w:rPr>
-                <w:sz w:val="24"/>
-                <w:szCs w:val="24"/>
-              </w:rPr>
-              <w:t>}$</w:t>
+              <w:t>$\approx 0.2 \text{ ms}$</w:t>
             </w:r>
           </w:p>
         </w:tc>
@@ -1986,23 +1685,7 @@
           <w:sz w:val="24"/>
           <w:szCs w:val="24"/>
         </w:rPr>
-        <w:t xml:space="preserve"> $1.7 \text{ </w:t>
-      </w:r>
-      <w:proofErr w:type="spellStart"/>
-      <w:r>
-        <w:rPr>
-          <w:sz w:val="24"/>
-          <w:szCs w:val="24"/>
-        </w:rPr>
-        <w:t>ms</w:t>
-      </w:r>
-      <w:proofErr w:type="spellEnd"/>
-      <w:r>
-        <w:rPr>
-          <w:sz w:val="24"/>
-          <w:szCs w:val="24"/>
-        </w:rPr>
-        <w:t xml:space="preserve">}$ </w:t>
+        <w:t xml:space="preserve"> $1.7 \text{ ms}$ </w:t>
       </w:r>
       <w:r>
         <w:rPr>
@@ -2016,39 +1699,14 @@
           <w:sz w:val="24"/>
           <w:szCs w:val="24"/>
         </w:rPr>
-        <w:t xml:space="preserve"> $0.2 \text{ </w:t>
-      </w:r>
-      <w:proofErr w:type="spellStart"/>
-      <w:r>
-        <w:rPr>
-          <w:sz w:val="24"/>
-          <w:szCs w:val="24"/>
-        </w:rPr>
-        <w:t>ms</w:t>
-      </w:r>
-      <w:proofErr w:type="spellEnd"/>
-      <w:r>
-        <w:rPr>
-          <w:sz w:val="24"/>
-          <w:szCs w:val="24"/>
-        </w:rPr>
-        <w:t xml:space="preserve">}$ </w:t>
-      </w:r>
-      <w:proofErr w:type="gramStart"/>
-      <w:r>
-        <w:rPr>
-          <w:sz w:val="24"/>
-          <w:szCs w:val="24"/>
-        </w:rPr>
-        <w:t>纯计算</w:t>
-      </w:r>
-      <w:proofErr w:type="gramEnd"/>
-      <w:r>
-        <w:rPr>
-          <w:sz w:val="24"/>
-          <w:szCs w:val="24"/>
-        </w:rPr>
-        <w:t>的效率。</w:t>
+        <w:t xml:space="preserve"> $0.2 \text{ ms}$ </w:t>
+      </w:r>
+      <w:r>
+        <w:rPr>
+          <w:sz w:val="24"/>
+          <w:szCs w:val="24"/>
+        </w:rPr>
+        <w:t>纯计算的效率。</w:t>
       </w:r>
     </w:p>
     <w:p>
@@ -2142,39 +1800,7 @@
           <w:sz w:val="24"/>
           <w:szCs w:val="24"/>
         </w:rPr>
-        <w:t>$\</w:t>
-      </w:r>
-      <w:proofErr w:type="spellStart"/>
-      <w:r>
-        <w:rPr>
-          <w:sz w:val="24"/>
-          <w:szCs w:val="24"/>
-        </w:rPr>
-        <w:t>mathbf</w:t>
-      </w:r>
-      <w:proofErr w:type="spellEnd"/>
-      <w:r>
-        <w:rPr>
-          <w:sz w:val="24"/>
-          <w:szCs w:val="24"/>
-        </w:rPr>
-        <w:t xml:space="preserve">{1.7 \text{ </w:t>
-      </w:r>
-      <w:proofErr w:type="spellStart"/>
-      <w:r>
-        <w:rPr>
-          <w:sz w:val="24"/>
-          <w:szCs w:val="24"/>
-        </w:rPr>
-        <w:t>ms</w:t>
-      </w:r>
-      <w:proofErr w:type="spellEnd"/>
-      <w:r>
-        <w:rPr>
-          <w:sz w:val="24"/>
-          <w:szCs w:val="24"/>
-        </w:rPr>
-        <w:t>}}$</w:t>
+        <w:t>$\mathbf{1.7 \text{ ms}}$</w:t>
       </w:r>
       <w:r>
         <w:rPr>
@@ -2216,39 +1842,7 @@
           <w:sz w:val="24"/>
           <w:szCs w:val="24"/>
         </w:rPr>
-        <w:t>$\</w:t>
-      </w:r>
-      <w:proofErr w:type="spellStart"/>
-      <w:r>
-        <w:rPr>
-          <w:sz w:val="24"/>
-          <w:szCs w:val="24"/>
-        </w:rPr>
-        <w:t>mathbf</w:t>
-      </w:r>
-      <w:proofErr w:type="spellEnd"/>
-      <w:r>
-        <w:rPr>
-          <w:sz w:val="24"/>
-          <w:szCs w:val="24"/>
-        </w:rPr>
-        <w:t xml:space="preserve">{0.2 \text{ </w:t>
-      </w:r>
-      <w:proofErr w:type="spellStart"/>
-      <w:r>
-        <w:rPr>
-          <w:sz w:val="24"/>
-          <w:szCs w:val="24"/>
-        </w:rPr>
-        <w:t>ms</w:t>
-      </w:r>
-      <w:proofErr w:type="spellEnd"/>
-      <w:r>
-        <w:rPr>
-          <w:sz w:val="24"/>
-          <w:szCs w:val="24"/>
-        </w:rPr>
-        <w:t>}}$</w:t>
+        <w:t>$\mathbf{0.2 \text{ ms}}$</w:t>
       </w:r>
       <w:r>
         <w:rPr>
@@ -2313,9 +1907,24 @@
           <w:sz w:val="24"/>
           <w:szCs w:val="24"/>
         </w:rPr>
-        <w:t>策略</w:t>
-      </w:r>
-      <w:proofErr w:type="gramStart"/>
+        <w:t>策略一：计算规避与局部性增强</w:t>
+      </w:r>
+    </w:p>
+    <w:p>
+      <w:pPr>
+        <w:ind w:left="720"/>
+        <w:rPr>
+          <w:sz w:val="24"/>
+          <w:szCs w:val="24"/>
+        </w:rPr>
+      </w:pPr>
+      <w:r>
+        <w:rPr>
+          <w:sz w:val="24"/>
+          <w:szCs w:val="24"/>
+        </w:rPr>
+        <w:t>该策略旨在通过算法设计和内存布局优化，</w:t>
+      </w:r>
       <w:r>
         <w:rPr>
           <w:b/>
@@ -2323,9 +1932,15 @@
           <w:sz w:val="24"/>
           <w:szCs w:val="24"/>
         </w:rPr>
-        <w:t>一</w:t>
-      </w:r>
-      <w:proofErr w:type="gramEnd"/>
+        <w:t>从根本上减少距离计算的总次数</w:t>
+      </w:r>
+      <w:r>
+        <w:rPr>
+          <w:sz w:val="24"/>
+          <w:szCs w:val="24"/>
+        </w:rPr>
+        <w:t>，并优化数据在内存中的排列，以缓解访存压力，同时解决</w:t>
+      </w:r>
       <w:r>
         <w:rPr>
           <w:b/>
@@ -2333,40 +1948,89 @@
           <w:sz w:val="24"/>
           <w:szCs w:val="24"/>
         </w:rPr>
-        <w:t>：计算规避与局部性增强</w:t>
+        <w:t>瓶颈</w:t>
+      </w:r>
+      <w:r>
+        <w:rPr>
+          <w:b/>
+          <w:bCs/>
+          <w:sz w:val="24"/>
+          <w:szCs w:val="24"/>
+        </w:rPr>
+        <w:t xml:space="preserve"> II (</w:t>
+      </w:r>
+      <w:r>
+        <w:rPr>
+          <w:b/>
+          <w:bCs/>
+          <w:sz w:val="24"/>
+          <w:szCs w:val="24"/>
+        </w:rPr>
+        <w:t>无效计算次数</w:t>
+      </w:r>
+      <w:r>
+        <w:rPr>
+          <w:b/>
+          <w:bCs/>
+          <w:sz w:val="24"/>
+          <w:szCs w:val="24"/>
+        </w:rPr>
+        <w:t>)</w:t>
+      </w:r>
+      <w:r>
+        <w:rPr>
+          <w:b/>
+          <w:bCs/>
+          <w:sz w:val="24"/>
+          <w:szCs w:val="24"/>
+        </w:rPr>
+        <w:t>和部分瓶颈</w:t>
+      </w:r>
+      <w:r>
+        <w:rPr>
+          <w:b/>
+          <w:bCs/>
+          <w:sz w:val="24"/>
+          <w:szCs w:val="24"/>
+        </w:rPr>
+        <w:t xml:space="preserve"> I (</w:t>
+      </w:r>
+      <w:r>
+        <w:rPr>
+          <w:b/>
+          <w:bCs/>
+          <w:sz w:val="24"/>
+          <w:szCs w:val="24"/>
+        </w:rPr>
+        <w:t>内存墙延迟</w:t>
+      </w:r>
+      <w:r>
+        <w:rPr>
+          <w:b/>
+          <w:bCs/>
+          <w:sz w:val="24"/>
+          <w:szCs w:val="24"/>
+        </w:rPr>
+        <w:t>)</w:t>
+      </w:r>
+      <w:r>
+        <w:rPr>
+          <w:sz w:val="24"/>
+          <w:szCs w:val="24"/>
+        </w:rPr>
+        <w:t>。</w:t>
       </w:r>
     </w:p>
     <w:p>
       <w:pPr>
         <w:ind w:left="720"/>
         <w:rPr>
-          <w:sz w:val="24"/>
-          <w:szCs w:val="24"/>
-        </w:rPr>
-      </w:pPr>
-      <w:r>
-        <w:rPr>
-          <w:sz w:val="24"/>
-          <w:szCs w:val="24"/>
-        </w:rPr>
-        <w:t>该策略旨在通过算法设计和内存布局优化，</w:t>
-      </w:r>
-      <w:r>
-        <w:rPr>
           <w:b/>
           <w:bCs/>
           <w:sz w:val="24"/>
           <w:szCs w:val="24"/>
         </w:rPr>
-        <w:t>从根本上减少距离计算的总次数</w:t>
-      </w:r>
-      <w:r>
-        <w:rPr>
-          <w:sz w:val="24"/>
-          <w:szCs w:val="24"/>
-        </w:rPr>
-        <w:t>，并优化数据在内存中的排列，以缓解访存压力，同时解决</w:t>
-      </w:r>
+      </w:pPr>
       <w:r>
         <w:rPr>
           <w:b/>
@@ -2374,7 +2038,7 @@
           <w:sz w:val="24"/>
           <w:szCs w:val="24"/>
         </w:rPr>
-        <w:t>瓶颈</w:t>
+        <w:t xml:space="preserve">1. </w:t>
       </w:r>
       <w:r>
         <w:rPr>
@@ -2383,8 +2047,17 @@
           <w:sz w:val="24"/>
           <w:szCs w:val="24"/>
         </w:rPr>
-        <w:t xml:space="preserve"> II (</w:t>
-      </w:r>
+        <w:t>创新点：三角不等式剪枝</w:t>
+      </w:r>
+    </w:p>
+    <w:p>
+      <w:pPr>
+        <w:ind w:left="720"/>
+        <w:rPr>
+          <w:sz w:val="24"/>
+          <w:szCs w:val="24"/>
+        </w:rPr>
+      </w:pPr>
       <w:r>
         <w:rPr>
           <w:b/>
@@ -2392,8 +2065,31 @@
           <w:sz w:val="24"/>
           <w:szCs w:val="24"/>
         </w:rPr>
-        <w:t>无效计算次数</w:t>
-      </w:r>
+        <w:t>优化目标：</w:t>
+      </w:r>
+      <w:r>
+        <w:rPr>
+          <w:sz w:val="24"/>
+          <w:szCs w:val="24"/>
+        </w:rPr>
+        <w:t xml:space="preserve"> </w:t>
+      </w:r>
+      <w:r>
+        <w:rPr>
+          <w:sz w:val="24"/>
+          <w:szCs w:val="24"/>
+        </w:rPr>
+        <w:t>规避无效计算（直接减少距离计算次数）。</w:t>
+      </w:r>
+    </w:p>
+    <w:p>
+      <w:pPr>
+        <w:ind w:left="720"/>
+        <w:rPr>
+          <w:sz w:val="24"/>
+          <w:szCs w:val="24"/>
+        </w:rPr>
+      </w:pPr>
       <w:r>
         <w:rPr>
           <w:b/>
@@ -2401,7 +2097,42 @@
           <w:sz w:val="24"/>
           <w:szCs w:val="24"/>
         </w:rPr>
-        <w:t>)</w:t>
+        <w:t>解决机制：</w:t>
+      </w:r>
+      <w:r>
+        <w:rPr>
+          <w:sz w:val="24"/>
+          <w:szCs w:val="24"/>
+        </w:rPr>
+        <w:t xml:space="preserve"> </w:t>
+      </w:r>
+      <w:r>
+        <w:rPr>
+          <w:sz w:val="24"/>
+          <w:szCs w:val="24"/>
+        </w:rPr>
+        <w:t>利用低成本的标量比较（查表、减法、绝对值）来预估距离下界</w:t>
+      </w:r>
+      <w:r>
+        <w:rPr>
+          <w:sz w:val="24"/>
+          <w:szCs w:val="24"/>
+        </w:rPr>
+        <w:t xml:space="preserve"> $|d(Q, P) - d(N, P)|$</w:t>
+      </w:r>
+      <w:r>
+        <w:rPr>
+          <w:sz w:val="24"/>
+          <w:szCs w:val="24"/>
+        </w:rPr>
+        <w:t>，从而高效排除大量不可能成为近邻的节点。这在算法层面实现了对高成本</w:t>
+      </w:r>
+      <w:r>
+        <w:rPr>
+          <w:sz w:val="24"/>
+          <w:szCs w:val="24"/>
+        </w:rPr>
+        <w:t xml:space="preserve"> </w:t>
       </w:r>
       <w:r>
         <w:rPr>
@@ -2410,7 +2141,7 @@
           <w:sz w:val="24"/>
           <w:szCs w:val="24"/>
         </w:rPr>
-        <w:t>和部分瓶颈</w:t>
+        <w:t xml:space="preserve">100 </w:t>
       </w:r>
       <w:r>
         <w:rPr>
@@ -2419,17 +2150,26 @@
           <w:sz w:val="24"/>
           <w:szCs w:val="24"/>
         </w:rPr>
-        <w:t xml:space="preserve"> I (</w:t>
-      </w:r>
-      <w:r>
+        <w:t>维向量计算</w:t>
+      </w:r>
+      <w:r>
+        <w:rPr>
+          <w:sz w:val="24"/>
+          <w:szCs w:val="24"/>
+        </w:rPr>
+        <w:t>的规避。</w:t>
+      </w:r>
+    </w:p>
+    <w:p>
+      <w:pPr>
+        <w:ind w:left="720"/>
         <w:rPr>
           <w:b/>
           <w:bCs/>
           <w:sz w:val="24"/>
           <w:szCs w:val="24"/>
         </w:rPr>
-        <w:t>内存墙延迟</w:t>
-      </w:r>
+      </w:pPr>
       <w:r>
         <w:rPr>
           <w:b/>
@@ -2437,25 +2177,75 @@
           <w:sz w:val="24"/>
           <w:szCs w:val="24"/>
         </w:rPr>
-        <w:t>)</w:t>
-      </w:r>
-      <w:r>
-        <w:rPr>
-          <w:sz w:val="24"/>
-          <w:szCs w:val="24"/>
-        </w:rPr>
-        <w:t>。</w:t>
+        <w:t xml:space="preserve">2. </w:t>
+      </w:r>
+      <w:r>
+        <w:rPr>
+          <w:b/>
+          <w:bCs/>
+          <w:sz w:val="24"/>
+          <w:szCs w:val="24"/>
+        </w:rPr>
+        <w:t>创新点：</w:t>
+      </w:r>
+      <w:r>
+        <w:rPr>
+          <w:b/>
+          <w:bCs/>
+          <w:sz w:val="24"/>
+          <w:szCs w:val="24"/>
+        </w:rPr>
+        <w:t xml:space="preserve">DFS </w:t>
+      </w:r>
+      <w:r>
+        <w:rPr>
+          <w:b/>
+          <w:bCs/>
+          <w:sz w:val="24"/>
+          <w:szCs w:val="24"/>
+        </w:rPr>
+        <w:t>内存重排</w:t>
       </w:r>
     </w:p>
     <w:p>
       <w:pPr>
         <w:ind w:left="720"/>
         <w:rPr>
+          <w:sz w:val="24"/>
+          <w:szCs w:val="24"/>
+        </w:rPr>
+      </w:pPr>
+      <w:r>
+        <w:rPr>
           <w:b/>
           <w:bCs/>
           <w:sz w:val="24"/>
           <w:szCs w:val="24"/>
         </w:rPr>
+        <w:t>优化目标：</w:t>
+      </w:r>
+      <w:r>
+        <w:rPr>
+          <w:sz w:val="24"/>
+          <w:szCs w:val="24"/>
+        </w:rPr>
+        <w:t xml:space="preserve"> </w:t>
+      </w:r>
+      <w:r>
+        <w:rPr>
+          <w:sz w:val="24"/>
+          <w:szCs w:val="24"/>
+        </w:rPr>
+        <w:t>增强访问局部性（提升硬件预取效率）。</w:t>
+      </w:r>
+    </w:p>
+    <w:p>
+      <w:pPr>
+        <w:ind w:left="720"/>
+        <w:rPr>
+          <w:sz w:val="24"/>
+          <w:szCs w:val="24"/>
+        </w:rPr>
       </w:pPr>
       <w:r>
         <w:rPr>
@@ -2464,7 +2254,28 @@
           <w:sz w:val="24"/>
           <w:szCs w:val="24"/>
         </w:rPr>
-        <w:t xml:space="preserve">1. </w:t>
+        <w:t>解决机制：</w:t>
+      </w:r>
+      <w:r>
+        <w:rPr>
+          <w:sz w:val="24"/>
+          <w:szCs w:val="24"/>
+        </w:rPr>
+        <w:t xml:space="preserve"> </w:t>
+      </w:r>
+      <w:r>
+        <w:rPr>
+          <w:sz w:val="24"/>
+          <w:szCs w:val="24"/>
+        </w:rPr>
+        <w:t>在建图后，使用</w:t>
+      </w:r>
+      <w:r>
+        <w:rPr>
+          <w:sz w:val="24"/>
+          <w:szCs w:val="24"/>
+        </w:rPr>
+        <w:t xml:space="preserve"> </w:t>
       </w:r>
       <w:r>
         <w:rPr>
@@ -2473,39 +2284,141 @@
           <w:sz w:val="24"/>
           <w:szCs w:val="24"/>
         </w:rPr>
-        <w:t>创新点：三角不等式剪枝</w:t>
+        <w:t>深度优先搜索（</w:t>
+      </w:r>
+      <w:r>
+        <w:rPr>
+          <w:b/>
+          <w:bCs/>
+          <w:sz w:val="24"/>
+          <w:szCs w:val="24"/>
+        </w:rPr>
+        <w:t>DFS</w:t>
+      </w:r>
+      <w:r>
+        <w:rPr>
+          <w:b/>
+          <w:bCs/>
+          <w:sz w:val="24"/>
+          <w:szCs w:val="24"/>
+        </w:rPr>
+        <w:t>）的遍历顺序重分配节点</w:t>
+      </w:r>
+      <w:r>
+        <w:rPr>
+          <w:b/>
+          <w:bCs/>
+          <w:sz w:val="24"/>
+          <w:szCs w:val="24"/>
+        </w:rPr>
+        <w:t xml:space="preserve"> ID</w:t>
+      </w:r>
+      <w:r>
+        <w:rPr>
+          <w:b/>
+          <w:bCs/>
+          <w:sz w:val="24"/>
+          <w:szCs w:val="24"/>
+        </w:rPr>
+        <w:t>。该操作确保了图上拓扑相连</w:t>
+      </w:r>
+      <w:r>
+        <w:rPr>
+          <w:sz w:val="24"/>
+          <w:szCs w:val="24"/>
+        </w:rPr>
+        <w:t>的节点在物理内存中也</w:t>
+      </w:r>
+      <w:r>
+        <w:rPr>
+          <w:b/>
+          <w:bCs/>
+          <w:sz w:val="24"/>
+          <w:szCs w:val="24"/>
+        </w:rPr>
+        <w:t>相邻</w:t>
+      </w:r>
+      <w:r>
+        <w:rPr>
+          <w:sz w:val="24"/>
+          <w:szCs w:val="24"/>
+        </w:rPr>
+        <w:t>，极大提升了</w:t>
+      </w:r>
+      <w:r>
+        <w:rPr>
+          <w:sz w:val="24"/>
+          <w:szCs w:val="24"/>
+        </w:rPr>
+        <w:t xml:space="preserve"> CPU </w:t>
+      </w:r>
+      <w:r>
+        <w:rPr>
+          <w:sz w:val="24"/>
+          <w:szCs w:val="24"/>
+        </w:rPr>
+        <w:t>硬件预取器和各级</w:t>
+      </w:r>
+      <w:r>
+        <w:rPr>
+          <w:sz w:val="24"/>
+          <w:szCs w:val="24"/>
+        </w:rPr>
+        <w:t xml:space="preserve"> Cache </w:t>
+      </w:r>
+      <w:r>
+        <w:rPr>
+          <w:sz w:val="24"/>
+          <w:szCs w:val="24"/>
+        </w:rPr>
+        <w:t>的命中率。</w:t>
       </w:r>
     </w:p>
     <w:p>
       <w:pPr>
         <w:ind w:left="720"/>
         <w:rPr>
-          <w:sz w:val="24"/>
-          <w:szCs w:val="24"/>
-        </w:rPr>
-      </w:pPr>
-      <w:r>
-        <w:rPr>
           <w:b/>
           <w:bCs/>
           <w:sz w:val="24"/>
           <w:szCs w:val="24"/>
         </w:rPr>
-        <w:t>优化目标：</w:t>
-      </w:r>
-      <w:r>
-        <w:rPr>
-          <w:sz w:val="24"/>
-          <w:szCs w:val="24"/>
-        </w:rPr>
-        <w:t xml:space="preserve"> </w:t>
-      </w:r>
-      <w:r>
-        <w:rPr>
-          <w:sz w:val="24"/>
-          <w:szCs w:val="24"/>
-        </w:rPr>
-        <w:t>规避无效计算（直接减少距离计算次数）。</w:t>
+      </w:pPr>
+      <w:r>
+        <w:rPr>
+          <w:b/>
+          <w:bCs/>
+          <w:sz w:val="24"/>
+          <w:szCs w:val="24"/>
+        </w:rPr>
+        <w:t xml:space="preserve">3. </w:t>
+      </w:r>
+      <w:r>
+        <w:rPr>
+          <w:b/>
+          <w:bCs/>
+          <w:sz w:val="24"/>
+          <w:szCs w:val="24"/>
+        </w:rPr>
+        <w:t>创新点：</w:t>
+      </w:r>
+      <w:r>
+        <w:rPr>
+          <w:b/>
+          <w:bCs/>
+          <w:sz w:val="24"/>
+          <w:szCs w:val="24"/>
+        </w:rPr>
+        <w:t xml:space="preserve">Flat-CSR </w:t>
+      </w:r>
+      <w:r>
+        <w:rPr>
+          <w:b/>
+          <w:bCs/>
+          <w:sz w:val="24"/>
+          <w:szCs w:val="24"/>
+        </w:rPr>
+        <w:t>结构</w:t>
       </w:r>
     </w:p>
     <w:p>
@@ -2524,7 +2437,7 @@
           <w:szCs w:val="24"/>
         </w:rPr>
         <w:lastRenderedPageBreak/>
-        <w:t>解决机制：</w:t>
+        <w:t>优化目标：</w:t>
       </w:r>
       <w:r>
         <w:rPr>
@@ -2538,29 +2451,17 @@
           <w:sz w:val="24"/>
           <w:szCs w:val="24"/>
         </w:rPr>
-        <w:t>利用低成本的标量比较（查表、减法、绝对值）来预估距离下界</w:t>
-      </w:r>
-      <w:r>
-        <w:rPr>
-          <w:sz w:val="24"/>
-          <w:szCs w:val="24"/>
-        </w:rPr>
-        <w:t xml:space="preserve"> $|d(Q, P) - d(N, P)|$</w:t>
-      </w:r>
-      <w:r>
-        <w:rPr>
-          <w:sz w:val="24"/>
-          <w:szCs w:val="24"/>
-        </w:rPr>
-        <w:t>，从而高效排除大量不可能成为近邻的节点。这在算法层面实现了对高成本</w:t>
-      </w:r>
-      <w:r>
-        <w:rPr>
-          <w:sz w:val="24"/>
-          <w:szCs w:val="24"/>
-        </w:rPr>
-        <w:t xml:space="preserve"> </w:t>
-      </w:r>
+        <w:t>内存连续性（消除指针跳转）。</w:t>
+      </w:r>
+    </w:p>
+    <w:p>
+      <w:pPr>
+        <w:ind w:left="720"/>
+        <w:rPr>
+          <w:sz w:val="24"/>
+          <w:szCs w:val="24"/>
+        </w:rPr>
+      </w:pPr>
       <w:r>
         <w:rPr>
           <w:b/>
@@ -2568,35 +2469,156 @@
           <w:sz w:val="24"/>
           <w:szCs w:val="24"/>
         </w:rPr>
-        <w:t xml:space="preserve">100 </w:t>
-      </w:r>
-      <w:r>
+        <w:t>解决机制：</w:t>
+      </w:r>
+      <w:r>
+        <w:rPr>
+          <w:sz w:val="24"/>
+          <w:szCs w:val="24"/>
+        </w:rPr>
+        <w:t xml:space="preserve"> </w:t>
+      </w:r>
+      <w:r>
+        <w:rPr>
+          <w:sz w:val="24"/>
+          <w:szCs w:val="24"/>
+        </w:rPr>
+        <w:t>将传统</w:t>
+      </w:r>
+      <w:r>
+        <w:rPr>
+          <w:sz w:val="24"/>
+          <w:szCs w:val="24"/>
+        </w:rPr>
+        <w:t xml:space="preserve"> HNSW </w:t>
+      </w:r>
+      <w:r>
+        <w:rPr>
+          <w:sz w:val="24"/>
+          <w:szCs w:val="24"/>
+        </w:rPr>
+        <w:t>中分散的邻接表结构（</w:t>
+      </w:r>
+      <w:r>
+        <w:rPr>
+          <w:sz w:val="24"/>
+          <w:szCs w:val="24"/>
+        </w:rPr>
+        <w:t>vector&lt;vector&gt;</w:t>
+      </w:r>
+      <w:r>
+        <w:rPr>
+          <w:sz w:val="24"/>
+          <w:szCs w:val="24"/>
+        </w:rPr>
+        <w:t>）扁平化为连续的数组（</w:t>
+      </w:r>
+      <w:r>
+        <w:rPr>
+          <w:sz w:val="24"/>
+          <w:szCs w:val="24"/>
+        </w:rPr>
+        <w:t>Compressed Sparse Row</w:t>
+      </w:r>
+      <w:r>
+        <w:rPr>
+          <w:sz w:val="24"/>
+          <w:szCs w:val="24"/>
+        </w:rPr>
+        <w:t>）。这彻底消除了指针解引用的开销和内存碎片，为上层局部性优化（如</w:t>
+      </w:r>
+      <w:r>
+        <w:rPr>
+          <w:sz w:val="24"/>
+          <w:szCs w:val="24"/>
+        </w:rPr>
+        <w:t xml:space="preserve"> DFS </w:t>
+      </w:r>
+      <w:r>
+        <w:rPr>
+          <w:sz w:val="24"/>
+          <w:szCs w:val="24"/>
+        </w:rPr>
+        <w:t>重排和软件预取）提供了连续的底层数据基础。</w:t>
+      </w:r>
+    </w:p>
+    <w:p>
+      <w:pPr>
+        <w:rPr>
+          <w:sz w:val="24"/>
+          <w:szCs w:val="24"/>
+        </w:rPr>
+      </w:pPr>
+      <w:r>
+        <w:rPr>
+          <w:sz w:val="24"/>
+          <w:szCs w:val="24"/>
+        </w:rPr>
+        <w:pict w14:anchorId="3285D012">
+          <v:rect id="_x0000_i1025" style="width:0;height:1.5pt" o:hralign="center" o:hrstd="t" o:hr="t" fillcolor="#a0a0a0" stroked="f"/>
+        </w:pict>
+      </w:r>
+    </w:p>
+    <w:p>
+      <w:pPr>
+        <w:ind w:left="720"/>
         <w:rPr>
           <w:b/>
           <w:bCs/>
           <w:sz w:val="24"/>
           <w:szCs w:val="24"/>
         </w:rPr>
-        <w:t>维向量计算</w:t>
-      </w:r>
-      <w:r>
-        <w:rPr>
-          <w:sz w:val="24"/>
-          <w:szCs w:val="24"/>
-        </w:rPr>
-        <w:t>的规避。</w:t>
+      </w:pPr>
+      <w:r>
+        <w:rPr>
+          <w:b/>
+          <w:bCs/>
+          <w:sz w:val="24"/>
+          <w:szCs w:val="24"/>
+        </w:rPr>
+        <w:t xml:space="preserve">1.3.2 </w:t>
+      </w:r>
+      <w:r>
+        <w:rPr>
+          <w:b/>
+          <w:bCs/>
+          <w:sz w:val="24"/>
+          <w:szCs w:val="24"/>
+        </w:rPr>
+        <w:t>策略二：内存延迟掩盖与指令级并行</w:t>
       </w:r>
     </w:p>
     <w:p>
       <w:pPr>
         <w:ind w:left="720"/>
         <w:rPr>
+          <w:sz w:val="24"/>
+          <w:szCs w:val="24"/>
+        </w:rPr>
+      </w:pPr>
+      <w:r>
+        <w:rPr>
+          <w:sz w:val="24"/>
+          <w:szCs w:val="24"/>
+        </w:rPr>
+        <w:t>该策略主要针对</w:t>
+      </w:r>
+      <w:r>
+        <w:rPr>
+          <w:sz w:val="24"/>
+          <w:szCs w:val="24"/>
+        </w:rPr>
+        <w:t xml:space="preserve"> </w:t>
+      </w:r>
+      <w:r>
+        <w:rPr>
           <w:b/>
           <w:bCs/>
           <w:sz w:val="24"/>
           <w:szCs w:val="24"/>
         </w:rPr>
-      </w:pPr>
+        <w:t xml:space="preserve">$\mathbf{1.7 \text{ ms}}$ </w:t>
+      </w:r>
       <w:r>
         <w:rPr>
           <w:b/>
@@ -2604,7 +2626,21 @@
           <w:sz w:val="24"/>
           <w:szCs w:val="24"/>
         </w:rPr>
-        <w:t xml:space="preserve">2. </w:t>
+        <w:t>的内存延迟</w:t>
+      </w:r>
+      <w:r>
+        <w:rPr>
+          <w:sz w:val="24"/>
+          <w:szCs w:val="24"/>
+        </w:rPr>
+        <w:t>和</w:t>
+      </w:r>
+      <w:r>
+        <w:rPr>
+          <w:sz w:val="24"/>
+          <w:szCs w:val="24"/>
+        </w:rPr>
+        <w:t xml:space="preserve"> </w:t>
       </w:r>
       <w:r>
         <w:rPr>
@@ -2613,7 +2649,7 @@
           <w:sz w:val="24"/>
           <w:szCs w:val="24"/>
         </w:rPr>
-        <w:t>创新点：</w:t>
+        <w:t xml:space="preserve">$\mathbf{0.2 \text{ ms}}$ </w:t>
       </w:r>
       <w:r>
         <w:rPr>
@@ -2622,7 +2658,14 @@
           <w:sz w:val="24"/>
           <w:szCs w:val="24"/>
         </w:rPr>
-        <w:t xml:space="preserve">DFS </w:t>
+        <w:t>的纯计算效率</w:t>
+      </w:r>
+      <w:r>
+        <w:rPr>
+          <w:sz w:val="24"/>
+          <w:szCs w:val="24"/>
+        </w:rPr>
+        <w:t>，通过底层的硬件指令集和软件控制流来实现优化，直接解决</w:t>
       </w:r>
       <w:r>
         <w:rPr>
@@ -2631,39 +2674,79 @@
           <w:sz w:val="24"/>
           <w:szCs w:val="24"/>
         </w:rPr>
-        <w:t>内存重排</w:t>
+        <w:t>瓶颈</w:t>
+      </w:r>
+      <w:r>
+        <w:rPr>
+          <w:b/>
+          <w:bCs/>
+          <w:sz w:val="24"/>
+          <w:szCs w:val="24"/>
+        </w:rPr>
+        <w:t xml:space="preserve"> I (</w:t>
+      </w:r>
+      <w:r>
+        <w:rPr>
+          <w:b/>
+          <w:bCs/>
+          <w:sz w:val="24"/>
+          <w:szCs w:val="24"/>
+        </w:rPr>
+        <w:t>内存墙延迟</w:t>
+      </w:r>
+      <w:r>
+        <w:rPr>
+          <w:b/>
+          <w:bCs/>
+          <w:sz w:val="24"/>
+          <w:szCs w:val="24"/>
+        </w:rPr>
+        <w:t>)</w:t>
+      </w:r>
+      <w:r>
+        <w:rPr>
+          <w:sz w:val="24"/>
+          <w:szCs w:val="24"/>
+        </w:rPr>
+        <w:t>。</w:t>
       </w:r>
     </w:p>
     <w:p>
       <w:pPr>
         <w:ind w:left="720"/>
         <w:rPr>
-          <w:sz w:val="24"/>
-          <w:szCs w:val="24"/>
-        </w:rPr>
-      </w:pPr>
-      <w:r>
-        <w:rPr>
           <w:b/>
           <w:bCs/>
           <w:sz w:val="24"/>
           <w:szCs w:val="24"/>
         </w:rPr>
-        <w:t>优化目标：</w:t>
-      </w:r>
-      <w:r>
-        <w:rPr>
-          <w:sz w:val="24"/>
-          <w:szCs w:val="24"/>
-        </w:rPr>
-        <w:t xml:space="preserve"> </w:t>
-      </w:r>
-      <w:r>
-        <w:rPr>
-          <w:sz w:val="24"/>
-          <w:szCs w:val="24"/>
-        </w:rPr>
-        <w:t>增强访问局部性（提升硬件预取效率）。</w:t>
+      </w:pPr>
+      <w:r>
+        <w:rPr>
+          <w:b/>
+          <w:bCs/>
+          <w:sz w:val="24"/>
+          <w:szCs w:val="24"/>
+        </w:rPr>
+        <w:t xml:space="preserve">4. </w:t>
+      </w:r>
+      <w:r>
+        <w:rPr>
+          <w:b/>
+          <w:bCs/>
+          <w:sz w:val="24"/>
+          <w:szCs w:val="24"/>
+        </w:rPr>
+        <w:t>创新点：</w:t>
+      </w:r>
+      <w:r>
+        <w:rPr>
+          <w:b/>
+          <w:bCs/>
+          <w:sz w:val="24"/>
+          <w:szCs w:val="24"/>
+        </w:rPr>
+        <w:t>AVX2 2-way Batching</w:t>
       </w:r>
     </w:p>
     <w:p>
@@ -2681,7 +2764,7 @@
           <w:sz w:val="24"/>
           <w:szCs w:val="24"/>
         </w:rPr>
-        <w:t>解决机制：</w:t>
+        <w:t>优化目标：</w:t>
       </w:r>
       <w:r>
         <w:rPr>
@@ -2690,29 +2773,36 @@
         </w:rPr>
         <w:t xml:space="preserve"> </w:t>
       </w:r>
-      <w:proofErr w:type="gramStart"/>
-      <w:r>
-        <w:rPr>
-          <w:sz w:val="24"/>
-          <w:szCs w:val="24"/>
-        </w:rPr>
-        <w:t>在建图</w:t>
-      </w:r>
-      <w:proofErr w:type="gramEnd"/>
-      <w:r>
-        <w:rPr>
-          <w:sz w:val="24"/>
-          <w:szCs w:val="24"/>
-        </w:rPr>
-        <w:t>后，使用</w:t>
-      </w:r>
-      <w:r>
-        <w:rPr>
-          <w:sz w:val="24"/>
-          <w:szCs w:val="24"/>
-        </w:rPr>
-        <w:t xml:space="preserve"> </w:t>
-      </w:r>
+      <w:r>
+        <w:rPr>
+          <w:sz w:val="24"/>
+          <w:szCs w:val="24"/>
+        </w:rPr>
+        <w:t>最大化</w:t>
+      </w:r>
+      <w:r>
+        <w:rPr>
+          <w:sz w:val="24"/>
+          <w:szCs w:val="24"/>
+        </w:rPr>
+        <w:t xml:space="preserve"> ALU </w:t>
+      </w:r>
+      <w:r>
+        <w:rPr>
+          <w:sz w:val="24"/>
+          <w:szCs w:val="24"/>
+        </w:rPr>
+        <w:t>吞吐量（提升纯计算效率）。</w:t>
+      </w:r>
+    </w:p>
+    <w:p>
+      <w:pPr>
+        <w:ind w:left="720"/>
+        <w:rPr>
+          <w:sz w:val="24"/>
+          <w:szCs w:val="24"/>
+        </w:rPr>
+      </w:pPr>
       <w:r>
         <w:rPr>
           <w:b/>
@@ -2720,7 +2810,63 @@
           <w:sz w:val="24"/>
           <w:szCs w:val="24"/>
         </w:rPr>
-        <w:t>深度优先搜索（</w:t>
+        <w:t>解决机制：</w:t>
+      </w:r>
+      <w:r>
+        <w:rPr>
+          <w:sz w:val="24"/>
+          <w:szCs w:val="24"/>
+        </w:rPr>
+        <w:t xml:space="preserve"> </w:t>
+      </w:r>
+      <w:r>
+        <w:rPr>
+          <w:sz w:val="24"/>
+          <w:szCs w:val="24"/>
+        </w:rPr>
+        <w:t>利用</w:t>
+      </w:r>
+      <w:r>
+        <w:rPr>
+          <w:sz w:val="24"/>
+          <w:szCs w:val="24"/>
+        </w:rPr>
+        <w:t xml:space="preserve"> AVX2 </w:t>
+      </w:r>
+      <w:r>
+        <w:rPr>
+          <w:sz w:val="24"/>
+          <w:szCs w:val="24"/>
+        </w:rPr>
+        <w:t>的</w:t>
+      </w:r>
+      <w:r>
+        <w:rPr>
+          <w:sz w:val="24"/>
+          <w:szCs w:val="24"/>
+        </w:rPr>
+        <w:t xml:space="preserve"> FMA</w:t>
+      </w:r>
+      <w:r>
+        <w:rPr>
+          <w:sz w:val="24"/>
+          <w:szCs w:val="24"/>
+        </w:rPr>
+        <w:t>（</w:t>
+      </w:r>
+      <w:r>
+        <w:rPr>
+          <w:sz w:val="24"/>
+          <w:szCs w:val="24"/>
+        </w:rPr>
+        <w:t>Fused Multiply-Add</w:t>
+      </w:r>
+      <w:r>
+        <w:rPr>
+          <w:sz w:val="24"/>
+          <w:szCs w:val="24"/>
+        </w:rPr>
+        <w:t>）单元，在单次循环中</w:t>
       </w:r>
       <w:r>
         <w:rPr>
@@ -2729,7 +2875,63 @@
           <w:sz w:val="24"/>
           <w:szCs w:val="24"/>
         </w:rPr>
-        <w:t>DFS</w:t>
+        <w:t>并行计算</w:t>
+      </w:r>
+      <w:r>
+        <w:rPr>
+          <w:sz w:val="24"/>
+          <w:szCs w:val="24"/>
+        </w:rPr>
+        <w:t>两个距离。该方法打破了单次计算的指令依赖链，充分利用了</w:t>
+      </w:r>
+      <w:r>
+        <w:rPr>
+          <w:sz w:val="24"/>
+          <w:szCs w:val="24"/>
+        </w:rPr>
+        <w:t xml:space="preserve"> CPU </w:t>
+      </w:r>
+      <w:r>
+        <w:rPr>
+          <w:sz w:val="24"/>
+          <w:szCs w:val="24"/>
+        </w:rPr>
+        <w:t>的多执行端口。通过精确指令估计，该优化将纯计算效率从理论</w:t>
+      </w:r>
+      <w:r>
+        <w:rPr>
+          <w:sz w:val="24"/>
+          <w:szCs w:val="24"/>
+        </w:rPr>
+        <w:t xml:space="preserve"> 50 </w:t>
+      </w:r>
+      <w:r>
+        <w:rPr>
+          <w:sz w:val="24"/>
+          <w:szCs w:val="24"/>
+        </w:rPr>
+        <w:t>周期</w:t>
+      </w:r>
+      <w:r>
+        <w:rPr>
+          <w:sz w:val="24"/>
+          <w:szCs w:val="24"/>
+        </w:rPr>
+        <w:t>/</w:t>
+      </w:r>
+      <w:r>
+        <w:rPr>
+          <w:sz w:val="24"/>
+          <w:szCs w:val="24"/>
+        </w:rPr>
+        <w:t>次提升至约</w:t>
+      </w:r>
+      <w:r>
+        <w:rPr>
+          <w:sz w:val="24"/>
+          <w:szCs w:val="24"/>
+        </w:rPr>
+        <w:t xml:space="preserve"> </w:t>
       </w:r>
       <w:r>
         <w:rPr>
@@ -2738,7 +2940,7 @@
           <w:sz w:val="24"/>
           <w:szCs w:val="24"/>
         </w:rPr>
-        <w:t>）的遍历顺序重分配节点</w:t>
+        <w:t xml:space="preserve">36 </w:t>
       </w:r>
       <w:r>
         <w:rPr>
@@ -2747,7 +2949,7 @@
           <w:sz w:val="24"/>
           <w:szCs w:val="24"/>
         </w:rPr>
-        <w:t xml:space="preserve"> ID</w:t>
+        <w:t>周期</w:t>
       </w:r>
       <w:r>
         <w:rPr>
@@ -2756,14 +2958,7 @@
           <w:sz w:val="24"/>
           <w:szCs w:val="24"/>
         </w:rPr>
-        <w:t>。该操作确保了图上拓扑相连</w:t>
-      </w:r>
-      <w:r>
-        <w:rPr>
-          <w:sz w:val="24"/>
-          <w:szCs w:val="24"/>
-        </w:rPr>
-        <w:t>的节点在物理内存中也</w:t>
+        <w:t>/</w:t>
       </w:r>
       <w:r>
         <w:rPr>
@@ -2772,42 +2967,14 @@
           <w:sz w:val="24"/>
           <w:szCs w:val="24"/>
         </w:rPr>
-        <w:t>相邻</w:t>
-      </w:r>
-      <w:r>
-        <w:rPr>
-          <w:sz w:val="24"/>
-          <w:szCs w:val="24"/>
-        </w:rPr>
-        <w:t>，极大提升了</w:t>
-      </w:r>
-      <w:r>
-        <w:rPr>
-          <w:sz w:val="24"/>
-          <w:szCs w:val="24"/>
-        </w:rPr>
-        <w:t xml:space="preserve"> CPU </w:t>
-      </w:r>
-      <w:r>
-        <w:rPr>
-          <w:sz w:val="24"/>
-          <w:szCs w:val="24"/>
-        </w:rPr>
-        <w:t>硬件预取器和各级</w:t>
-      </w:r>
-      <w:r>
-        <w:rPr>
-          <w:sz w:val="24"/>
-          <w:szCs w:val="24"/>
-        </w:rPr>
-        <w:t xml:space="preserve"> Cache </w:t>
-      </w:r>
-      <w:r>
-        <w:rPr>
-          <w:sz w:val="24"/>
-          <w:szCs w:val="24"/>
-        </w:rPr>
-        <w:t>的命中率。</w:t>
+        <w:t>次</w:t>
+      </w:r>
+      <w:r>
+        <w:rPr>
+          <w:sz w:val="24"/>
+          <w:szCs w:val="24"/>
+        </w:rPr>
+        <w:t>。</w:t>
       </w:r>
     </w:p>
     <w:p>
@@ -2827,7 +2994,7 @@
           <w:sz w:val="24"/>
           <w:szCs w:val="24"/>
         </w:rPr>
-        <w:t xml:space="preserve">3. </w:t>
+        <w:t xml:space="preserve">5. </w:t>
       </w:r>
       <w:r>
         <w:rPr>
@@ -2836,7 +3003,7 @@
           <w:sz w:val="24"/>
           <w:szCs w:val="24"/>
         </w:rPr>
-        <w:t>创新点：</w:t>
+        <w:t>创新点：软件预取</w:t>
       </w:r>
       <w:r>
         <w:rPr>
@@ -2845,8 +3012,17 @@
           <w:sz w:val="24"/>
           <w:szCs w:val="24"/>
         </w:rPr>
-        <w:t xml:space="preserve">Flat-CSR </w:t>
-      </w:r>
+        <w:t xml:space="preserve"> (Software Prefetching)</w:t>
+      </w:r>
+    </w:p>
+    <w:p>
+      <w:pPr>
+        <w:ind w:left="720"/>
+        <w:rPr>
+          <w:sz w:val="24"/>
+          <w:szCs w:val="24"/>
+        </w:rPr>
+      </w:pPr>
       <w:r>
         <w:rPr>
           <w:b/>
@@ -2854,7 +3030,35 @@
           <w:sz w:val="24"/>
           <w:szCs w:val="24"/>
         </w:rPr>
-        <w:t>结构</w:t>
+        <w:t>优化目标：</w:t>
+      </w:r>
+      <w:r>
+        <w:rPr>
+          <w:sz w:val="24"/>
+          <w:szCs w:val="24"/>
+        </w:rPr>
+        <w:t xml:space="preserve"> </w:t>
+      </w:r>
+      <w:r>
+        <w:rPr>
+          <w:sz w:val="24"/>
+          <w:szCs w:val="24"/>
+        </w:rPr>
+        <w:t>掩盖内存延迟（解决</w:t>
+      </w:r>
+      <w:r>
+        <w:rPr>
+          <w:sz w:val="24"/>
+          <w:szCs w:val="24"/>
+        </w:rPr>
+        <w:t xml:space="preserve"> $\mathbf{1.7 \text{ ms}}$ </w:t>
+      </w:r>
+      <w:r>
+        <w:rPr>
+          <w:sz w:val="24"/>
+          <w:szCs w:val="24"/>
+        </w:rPr>
+        <w:t>延迟）。</w:t>
       </w:r>
     </w:p>
     <w:p>
@@ -2872,7 +3076,7 @@
           <w:sz w:val="24"/>
           <w:szCs w:val="24"/>
         </w:rPr>
-        <w:t>优化目标：</w:t>
+        <w:t>解决机制：</w:t>
       </w:r>
       <w:r>
         <w:rPr>
@@ -2886,806 +3090,14 @@
           <w:sz w:val="24"/>
           <w:szCs w:val="24"/>
         </w:rPr>
-        <w:t>内存连续性（消除指针跳转）。</w:t>
-      </w:r>
-    </w:p>
-    <w:p>
-      <w:pPr>
-        <w:ind w:left="720"/>
-        <w:rPr>
-          <w:sz w:val="24"/>
-          <w:szCs w:val="24"/>
-        </w:rPr>
-      </w:pPr>
-      <w:r>
-        <w:rPr>
-          <w:b/>
-          <w:bCs/>
-          <w:sz w:val="24"/>
-          <w:szCs w:val="24"/>
-        </w:rPr>
-        <w:t>解决机制：</w:t>
-      </w:r>
-      <w:r>
-        <w:rPr>
-          <w:sz w:val="24"/>
-          <w:szCs w:val="24"/>
-        </w:rPr>
-        <w:t xml:space="preserve"> </w:t>
-      </w:r>
-      <w:r>
-        <w:rPr>
-          <w:sz w:val="24"/>
-          <w:szCs w:val="24"/>
-        </w:rPr>
-        <w:t>将传统</w:t>
-      </w:r>
-      <w:r>
-        <w:rPr>
-          <w:sz w:val="24"/>
-          <w:szCs w:val="24"/>
-        </w:rPr>
-        <w:t xml:space="preserve"> HNSW </w:t>
-      </w:r>
-      <w:r>
-        <w:rPr>
-          <w:sz w:val="24"/>
-          <w:szCs w:val="24"/>
-        </w:rPr>
-        <w:t>中分散的邻接表结构（</w:t>
-      </w:r>
-      <w:r>
-        <w:rPr>
-          <w:sz w:val="24"/>
-          <w:szCs w:val="24"/>
-        </w:rPr>
-        <w:t>vector&lt;vector&gt;</w:t>
-      </w:r>
-      <w:r>
-        <w:rPr>
-          <w:sz w:val="24"/>
-          <w:szCs w:val="24"/>
-        </w:rPr>
-        <w:t>）扁平化为连续的数组（</w:t>
-      </w:r>
-      <w:r>
-        <w:rPr>
-          <w:sz w:val="24"/>
-          <w:szCs w:val="24"/>
-        </w:rPr>
-        <w:t>Compressed Sparse Row</w:t>
-      </w:r>
-      <w:r>
-        <w:rPr>
-          <w:sz w:val="24"/>
-          <w:szCs w:val="24"/>
-        </w:rPr>
-        <w:t>）。这彻底消除了指针解引用的开销和内存碎片，为上层局部性优化（如</w:t>
-      </w:r>
-      <w:r>
-        <w:rPr>
-          <w:sz w:val="24"/>
-          <w:szCs w:val="24"/>
-        </w:rPr>
-        <w:t xml:space="preserve"> DFS </w:t>
-      </w:r>
-      <w:r>
-        <w:rPr>
-          <w:sz w:val="24"/>
-          <w:szCs w:val="24"/>
-        </w:rPr>
-        <w:t>重排和软件预取）提供了连续的底层数据基础。</w:t>
-      </w:r>
-    </w:p>
-    <w:p>
-      <w:pPr>
-        <w:rPr>
-          <w:sz w:val="24"/>
-          <w:szCs w:val="24"/>
-        </w:rPr>
-      </w:pPr>
-      <w:r>
-        <w:rPr>
-          <w:sz w:val="24"/>
-          <w:szCs w:val="24"/>
-        </w:rPr>
-        <w:pict w14:anchorId="3285D012">
-          <v:rect id="_x0000_i1069" style="width:0;height:1.5pt" o:hralign="center" o:hrstd="t" o:hr="t" fillcolor="#a0a0a0" stroked="f"/>
-        </w:pict>
-      </w:r>
-    </w:p>
-    <w:p>
-      <w:pPr>
-        <w:ind w:left="720"/>
-        <w:rPr>
-          <w:b/>
-          <w:bCs/>
-          <w:sz w:val="24"/>
-          <w:szCs w:val="24"/>
-        </w:rPr>
-      </w:pPr>
-      <w:r>
-        <w:rPr>
-          <w:b/>
-          <w:bCs/>
-          <w:sz w:val="24"/>
-          <w:szCs w:val="24"/>
-        </w:rPr>
-        <w:t xml:space="preserve">1.3.2 </w:t>
-      </w:r>
-      <w:r>
-        <w:rPr>
-          <w:b/>
-          <w:bCs/>
-          <w:sz w:val="24"/>
-          <w:szCs w:val="24"/>
-        </w:rPr>
-        <w:t>策略二：内存延迟掩盖与指令级并行</w:t>
-      </w:r>
-    </w:p>
-    <w:p>
-      <w:pPr>
-        <w:ind w:left="720"/>
-        <w:rPr>
-          <w:sz w:val="24"/>
-          <w:szCs w:val="24"/>
-        </w:rPr>
-      </w:pPr>
-      <w:r>
-        <w:rPr>
-          <w:sz w:val="24"/>
-          <w:szCs w:val="24"/>
-        </w:rPr>
-        <w:t>该策略主要针对</w:t>
-      </w:r>
-      <w:r>
-        <w:rPr>
-          <w:sz w:val="24"/>
-          <w:szCs w:val="24"/>
-        </w:rPr>
-        <w:t xml:space="preserve"> </w:t>
-      </w:r>
-      <w:r>
-        <w:rPr>
-          <w:b/>
-          <w:bCs/>
-          <w:sz w:val="24"/>
-          <w:szCs w:val="24"/>
-        </w:rPr>
-        <w:t>$\</w:t>
-      </w:r>
-      <w:proofErr w:type="spellStart"/>
-      <w:r>
-        <w:rPr>
-          <w:b/>
-          <w:bCs/>
-          <w:sz w:val="24"/>
-          <w:szCs w:val="24"/>
-        </w:rPr>
-        <w:t>mathbf</w:t>
-      </w:r>
-      <w:proofErr w:type="spellEnd"/>
-      <w:r>
-        <w:rPr>
-          <w:b/>
-          <w:bCs/>
-          <w:sz w:val="24"/>
-          <w:szCs w:val="24"/>
-        </w:rPr>
-        <w:t xml:space="preserve">{1.7 \text{ </w:t>
-      </w:r>
-      <w:proofErr w:type="spellStart"/>
-      <w:r>
-        <w:rPr>
-          <w:b/>
-          <w:bCs/>
-          <w:sz w:val="24"/>
-          <w:szCs w:val="24"/>
-        </w:rPr>
-        <w:t>ms</w:t>
-      </w:r>
-      <w:proofErr w:type="spellEnd"/>
-      <w:r>
-        <w:rPr>
-          <w:b/>
-          <w:bCs/>
-          <w:sz w:val="24"/>
-          <w:szCs w:val="24"/>
-        </w:rPr>
-        <w:t xml:space="preserve">}}$ </w:t>
-      </w:r>
-      <w:r>
-        <w:rPr>
-          <w:b/>
-          <w:bCs/>
-          <w:sz w:val="24"/>
-          <w:szCs w:val="24"/>
-        </w:rPr>
-        <w:t>的内存延迟</w:t>
-      </w:r>
-      <w:r>
-        <w:rPr>
-          <w:sz w:val="24"/>
-          <w:szCs w:val="24"/>
-        </w:rPr>
-        <w:t>和</w:t>
-      </w:r>
-      <w:r>
-        <w:rPr>
-          <w:sz w:val="24"/>
-          <w:szCs w:val="24"/>
-        </w:rPr>
-        <w:t xml:space="preserve"> </w:t>
-      </w:r>
-      <w:r>
-        <w:rPr>
-          <w:b/>
-          <w:bCs/>
-          <w:sz w:val="24"/>
-          <w:szCs w:val="24"/>
-        </w:rPr>
-        <w:t>$\</w:t>
-      </w:r>
-      <w:proofErr w:type="spellStart"/>
-      <w:r>
-        <w:rPr>
-          <w:b/>
-          <w:bCs/>
-          <w:sz w:val="24"/>
-          <w:szCs w:val="24"/>
-        </w:rPr>
-        <w:t>mathbf</w:t>
-      </w:r>
-      <w:proofErr w:type="spellEnd"/>
-      <w:r>
-        <w:rPr>
-          <w:b/>
-          <w:bCs/>
-          <w:sz w:val="24"/>
-          <w:szCs w:val="24"/>
-        </w:rPr>
-        <w:t xml:space="preserve">{0.2 \text{ </w:t>
-      </w:r>
-      <w:proofErr w:type="spellStart"/>
-      <w:r>
-        <w:rPr>
-          <w:b/>
-          <w:bCs/>
-          <w:sz w:val="24"/>
-          <w:szCs w:val="24"/>
-        </w:rPr>
-        <w:t>ms</w:t>
-      </w:r>
-      <w:proofErr w:type="spellEnd"/>
-      <w:r>
-        <w:rPr>
-          <w:b/>
-          <w:bCs/>
-          <w:sz w:val="24"/>
-          <w:szCs w:val="24"/>
-        </w:rPr>
-        <w:t xml:space="preserve">}}$ </w:t>
-      </w:r>
-      <w:r>
-        <w:rPr>
-          <w:b/>
-          <w:bCs/>
-          <w:sz w:val="24"/>
-          <w:szCs w:val="24"/>
-        </w:rPr>
-        <w:t>的纯计算效率</w:t>
-      </w:r>
-      <w:r>
-        <w:rPr>
-          <w:sz w:val="24"/>
-          <w:szCs w:val="24"/>
-        </w:rPr>
-        <w:t>，通过底层的硬件指令集和软件控制流来实现优化，直接解决</w:t>
-      </w:r>
-      <w:r>
-        <w:rPr>
-          <w:b/>
-          <w:bCs/>
-          <w:sz w:val="24"/>
-          <w:szCs w:val="24"/>
-        </w:rPr>
-        <w:t>瓶颈</w:t>
-      </w:r>
-      <w:r>
-        <w:rPr>
-          <w:b/>
-          <w:bCs/>
-          <w:sz w:val="24"/>
-          <w:szCs w:val="24"/>
-        </w:rPr>
-        <w:t xml:space="preserve"> I (</w:t>
-      </w:r>
-      <w:r>
-        <w:rPr>
-          <w:b/>
-          <w:bCs/>
-          <w:sz w:val="24"/>
-          <w:szCs w:val="24"/>
-        </w:rPr>
-        <w:t>内存墙延迟</w:t>
-      </w:r>
-      <w:r>
-        <w:rPr>
-          <w:b/>
-          <w:bCs/>
-          <w:sz w:val="24"/>
-          <w:szCs w:val="24"/>
-        </w:rPr>
-        <w:t>)</w:t>
-      </w:r>
-      <w:r>
-        <w:rPr>
-          <w:sz w:val="24"/>
-          <w:szCs w:val="24"/>
-        </w:rPr>
-        <w:t>。</w:t>
-      </w:r>
-    </w:p>
-    <w:p>
-      <w:pPr>
-        <w:ind w:left="720"/>
-        <w:rPr>
-          <w:b/>
-          <w:bCs/>
-          <w:sz w:val="24"/>
-          <w:szCs w:val="24"/>
-        </w:rPr>
-      </w:pPr>
-      <w:r>
-        <w:rPr>
-          <w:b/>
-          <w:bCs/>
-          <w:sz w:val="24"/>
-          <w:szCs w:val="24"/>
-        </w:rPr>
-        <w:t xml:space="preserve">4. </w:t>
-      </w:r>
-      <w:r>
-        <w:rPr>
-          <w:b/>
-          <w:bCs/>
-          <w:sz w:val="24"/>
-          <w:szCs w:val="24"/>
-        </w:rPr>
-        <w:t>创新点：</w:t>
-      </w:r>
-      <w:r>
-        <w:rPr>
-          <w:b/>
-          <w:bCs/>
-          <w:sz w:val="24"/>
-          <w:szCs w:val="24"/>
-        </w:rPr>
-        <w:t>AVX2 2-way Batching</w:t>
-      </w:r>
-    </w:p>
-    <w:p>
-      <w:pPr>
-        <w:ind w:left="720"/>
-        <w:rPr>
-          <w:sz w:val="24"/>
-          <w:szCs w:val="24"/>
-        </w:rPr>
-      </w:pPr>
-      <w:r>
-        <w:rPr>
-          <w:b/>
-          <w:bCs/>
-          <w:sz w:val="24"/>
-          <w:szCs w:val="24"/>
-        </w:rPr>
-        <w:t>优化目标：</w:t>
-      </w:r>
-      <w:r>
-        <w:rPr>
-          <w:sz w:val="24"/>
-          <w:szCs w:val="24"/>
-        </w:rPr>
-        <w:t xml:space="preserve"> </w:t>
-      </w:r>
-      <w:r>
-        <w:rPr>
-          <w:sz w:val="24"/>
-          <w:szCs w:val="24"/>
-        </w:rPr>
-        <w:t>最大化</w:t>
-      </w:r>
-      <w:r>
-        <w:rPr>
-          <w:sz w:val="24"/>
-          <w:szCs w:val="24"/>
-        </w:rPr>
-        <w:t xml:space="preserve"> ALU </w:t>
-      </w:r>
-      <w:r>
-        <w:rPr>
-          <w:sz w:val="24"/>
-          <w:szCs w:val="24"/>
-        </w:rPr>
-        <w:t>吞吐量（提升纯计算效率）。</w:t>
-      </w:r>
-    </w:p>
-    <w:p>
-      <w:pPr>
-        <w:ind w:left="720"/>
-        <w:rPr>
-          <w:sz w:val="24"/>
-          <w:szCs w:val="24"/>
-        </w:rPr>
-      </w:pPr>
-      <w:r>
-        <w:rPr>
-          <w:b/>
-          <w:bCs/>
-          <w:sz w:val="24"/>
-          <w:szCs w:val="24"/>
-        </w:rPr>
-        <w:t>解决机制：</w:t>
-      </w:r>
-      <w:r>
-        <w:rPr>
-          <w:sz w:val="24"/>
-          <w:szCs w:val="24"/>
-        </w:rPr>
-        <w:t xml:space="preserve"> </w:t>
-      </w:r>
-      <w:r>
-        <w:rPr>
-          <w:sz w:val="24"/>
-          <w:szCs w:val="24"/>
-        </w:rPr>
-        <w:t>利用</w:t>
-      </w:r>
-      <w:r>
-        <w:rPr>
-          <w:sz w:val="24"/>
-          <w:szCs w:val="24"/>
-        </w:rPr>
-        <w:t xml:space="preserve"> AVX2 </w:t>
-      </w:r>
-      <w:r>
-        <w:rPr>
-          <w:sz w:val="24"/>
-          <w:szCs w:val="24"/>
-        </w:rPr>
-        <w:t>的</w:t>
-      </w:r>
-      <w:r>
-        <w:rPr>
-          <w:sz w:val="24"/>
-          <w:szCs w:val="24"/>
-        </w:rPr>
-        <w:t xml:space="preserve"> FMA</w:t>
-      </w:r>
-      <w:r>
-        <w:rPr>
-          <w:sz w:val="24"/>
-          <w:szCs w:val="24"/>
-        </w:rPr>
-        <w:t>（</w:t>
-      </w:r>
-      <w:r>
-        <w:rPr>
-          <w:sz w:val="24"/>
-          <w:szCs w:val="24"/>
-        </w:rPr>
-        <w:t>Fused Multiply-Add</w:t>
-      </w:r>
-      <w:r>
-        <w:rPr>
-          <w:sz w:val="24"/>
-          <w:szCs w:val="24"/>
-        </w:rPr>
-        <w:t>）单元，在单次循环中</w:t>
-      </w:r>
-      <w:r>
-        <w:rPr>
-          <w:b/>
-          <w:bCs/>
-          <w:sz w:val="24"/>
-          <w:szCs w:val="24"/>
-        </w:rPr>
-        <w:t>并行计算</w:t>
-      </w:r>
-      <w:r>
-        <w:rPr>
-          <w:sz w:val="24"/>
-          <w:szCs w:val="24"/>
-        </w:rPr>
-        <w:t>两个距离。该方法打破了单</w:t>
-      </w:r>
-      <w:proofErr w:type="gramStart"/>
-      <w:r>
-        <w:rPr>
-          <w:sz w:val="24"/>
-          <w:szCs w:val="24"/>
-        </w:rPr>
-        <w:t>次计算</w:t>
-      </w:r>
-      <w:proofErr w:type="gramEnd"/>
-      <w:r>
-        <w:rPr>
-          <w:sz w:val="24"/>
-          <w:szCs w:val="24"/>
-        </w:rPr>
-        <w:t>的指令依赖链，充分利用了</w:t>
-      </w:r>
-      <w:r>
-        <w:rPr>
-          <w:sz w:val="24"/>
-          <w:szCs w:val="24"/>
-        </w:rPr>
-        <w:t xml:space="preserve"> CPU </w:t>
-      </w:r>
-      <w:r>
-        <w:rPr>
-          <w:sz w:val="24"/>
-          <w:szCs w:val="24"/>
-        </w:rPr>
-        <w:t>的多执行端口。通过精确指令估计，该优化将纯计算效率从理论</w:t>
-      </w:r>
-      <w:r>
-        <w:rPr>
-          <w:sz w:val="24"/>
-          <w:szCs w:val="24"/>
-        </w:rPr>
-        <w:t xml:space="preserve"> 50 </w:t>
-      </w:r>
-      <w:r>
-        <w:rPr>
-          <w:sz w:val="24"/>
-          <w:szCs w:val="24"/>
-        </w:rPr>
-        <w:t>周期</w:t>
-      </w:r>
-      <w:r>
-        <w:rPr>
-          <w:sz w:val="24"/>
-          <w:szCs w:val="24"/>
-        </w:rPr>
-        <w:t>/</w:t>
-      </w:r>
-      <w:r>
-        <w:rPr>
-          <w:sz w:val="24"/>
-          <w:szCs w:val="24"/>
-        </w:rPr>
-        <w:t>次提升至约</w:t>
-      </w:r>
-      <w:r>
-        <w:rPr>
-          <w:sz w:val="24"/>
-          <w:szCs w:val="24"/>
-        </w:rPr>
-        <w:t xml:space="preserve"> </w:t>
-      </w:r>
-      <w:r>
-        <w:rPr>
-          <w:b/>
-          <w:bCs/>
-          <w:sz w:val="24"/>
-          <w:szCs w:val="24"/>
-        </w:rPr>
-        <w:t xml:space="preserve">36 </w:t>
-      </w:r>
-      <w:r>
-        <w:rPr>
-          <w:b/>
-          <w:bCs/>
-          <w:sz w:val="24"/>
-          <w:szCs w:val="24"/>
-        </w:rPr>
-        <w:t>周期</w:t>
-      </w:r>
-      <w:r>
-        <w:rPr>
-          <w:b/>
-          <w:bCs/>
-          <w:sz w:val="24"/>
-          <w:szCs w:val="24"/>
-        </w:rPr>
-        <w:t>/</w:t>
-      </w:r>
-      <w:r>
-        <w:rPr>
-          <w:b/>
-          <w:bCs/>
-          <w:sz w:val="24"/>
-          <w:szCs w:val="24"/>
-        </w:rPr>
-        <w:t>次</w:t>
-      </w:r>
-      <w:r>
-        <w:rPr>
-          <w:sz w:val="24"/>
-          <w:szCs w:val="24"/>
-        </w:rPr>
-        <w:t>。</w:t>
-      </w:r>
-    </w:p>
-    <w:p>
-      <w:pPr>
-        <w:ind w:left="720"/>
-        <w:rPr>
-          <w:b/>
-          <w:bCs/>
-          <w:sz w:val="24"/>
-          <w:szCs w:val="24"/>
-        </w:rPr>
-      </w:pPr>
-      <w:r>
-        <w:rPr>
-          <w:b/>
-          <w:bCs/>
-          <w:sz w:val="24"/>
-          <w:szCs w:val="24"/>
-        </w:rPr>
-        <w:t xml:space="preserve">5. </w:t>
-      </w:r>
-      <w:r>
-        <w:rPr>
-          <w:b/>
-          <w:bCs/>
-          <w:sz w:val="24"/>
-          <w:szCs w:val="24"/>
-        </w:rPr>
-        <w:t>创新点：软件预取</w:t>
-      </w:r>
-      <w:r>
-        <w:rPr>
-          <w:b/>
-          <w:bCs/>
-          <w:sz w:val="24"/>
-          <w:szCs w:val="24"/>
-        </w:rPr>
-        <w:t xml:space="preserve"> (Software Prefetching)</w:t>
-      </w:r>
-    </w:p>
-    <w:p>
-      <w:pPr>
-        <w:ind w:left="720"/>
-        <w:rPr>
-          <w:sz w:val="24"/>
-          <w:szCs w:val="24"/>
-        </w:rPr>
-      </w:pPr>
-      <w:r>
-        <w:rPr>
-          <w:b/>
-          <w:bCs/>
-          <w:sz w:val="24"/>
-          <w:szCs w:val="24"/>
-        </w:rPr>
-        <w:t>优化目标：</w:t>
-      </w:r>
-      <w:r>
-        <w:rPr>
-          <w:sz w:val="24"/>
-          <w:szCs w:val="24"/>
-        </w:rPr>
-        <w:t xml:space="preserve"> </w:t>
-      </w:r>
-      <w:r>
-        <w:rPr>
-          <w:sz w:val="24"/>
-          <w:szCs w:val="24"/>
-        </w:rPr>
-        <w:t>掩盖内存延迟（解决</w:t>
-      </w:r>
-      <w:r>
-        <w:rPr>
-          <w:sz w:val="24"/>
-          <w:szCs w:val="24"/>
-        </w:rPr>
-        <w:t xml:space="preserve"> $\</w:t>
-      </w:r>
-      <w:proofErr w:type="spellStart"/>
-      <w:r>
-        <w:rPr>
-          <w:sz w:val="24"/>
-          <w:szCs w:val="24"/>
-        </w:rPr>
-        <w:t>mathbf</w:t>
-      </w:r>
-      <w:proofErr w:type="spellEnd"/>
-      <w:r>
-        <w:rPr>
-          <w:sz w:val="24"/>
-          <w:szCs w:val="24"/>
-        </w:rPr>
-        <w:t xml:space="preserve">{1.7 \text{ </w:t>
-      </w:r>
-      <w:proofErr w:type="spellStart"/>
-      <w:r>
-        <w:rPr>
-          <w:sz w:val="24"/>
-          <w:szCs w:val="24"/>
-        </w:rPr>
-        <w:t>ms</w:t>
-      </w:r>
-      <w:proofErr w:type="spellEnd"/>
-      <w:r>
-        <w:rPr>
-          <w:sz w:val="24"/>
-          <w:szCs w:val="24"/>
-        </w:rPr>
-        <w:t xml:space="preserve">}}$ </w:t>
-      </w:r>
-      <w:r>
-        <w:rPr>
-          <w:sz w:val="24"/>
-          <w:szCs w:val="24"/>
-        </w:rPr>
-        <w:t>延迟）。</w:t>
-      </w:r>
-    </w:p>
-    <w:p>
-      <w:pPr>
-        <w:ind w:left="720"/>
-        <w:rPr>
-          <w:sz w:val="24"/>
-          <w:szCs w:val="24"/>
-        </w:rPr>
-      </w:pPr>
-      <w:r>
-        <w:rPr>
-          <w:b/>
-          <w:bCs/>
-          <w:sz w:val="24"/>
-          <w:szCs w:val="24"/>
-        </w:rPr>
-        <w:t>解决机制：</w:t>
-      </w:r>
-      <w:r>
-        <w:rPr>
-          <w:sz w:val="24"/>
-          <w:szCs w:val="24"/>
-        </w:rPr>
-        <w:t xml:space="preserve"> </w:t>
-      </w:r>
-      <w:r>
-        <w:rPr>
-          <w:sz w:val="24"/>
-          <w:szCs w:val="24"/>
-        </w:rPr>
-        <w:t>显</w:t>
-      </w:r>
-      <w:proofErr w:type="gramStart"/>
-      <w:r>
-        <w:rPr>
-          <w:sz w:val="24"/>
-          <w:szCs w:val="24"/>
-        </w:rPr>
-        <w:t>式使用</w:t>
-      </w:r>
-      <w:proofErr w:type="gramEnd"/>
-      <w:r>
-        <w:rPr>
-          <w:sz w:val="24"/>
-          <w:szCs w:val="24"/>
-        </w:rPr>
-        <w:t xml:space="preserve"> _</w:t>
-      </w:r>
-      <w:proofErr w:type="spellStart"/>
-      <w:r>
-        <w:rPr>
-          <w:sz w:val="24"/>
-          <w:szCs w:val="24"/>
-        </w:rPr>
-        <w:t>mm_prefetch</w:t>
-      </w:r>
-      <w:proofErr w:type="spellEnd"/>
-      <w:r>
-        <w:rPr>
-          <w:sz w:val="24"/>
-          <w:szCs w:val="24"/>
-        </w:rPr>
-        <w:t xml:space="preserve"> </w:t>
+        <w:t>显式使用</w:t>
+      </w:r>
+      <w:r>
+        <w:rPr>
+          <w:sz w:val="24"/>
+          <w:szCs w:val="24"/>
+        </w:rPr>
+        <w:t xml:space="preserve"> _mm_prefetch </w:t>
       </w:r>
       <w:r>
         <w:rPr>
@@ -3701,21 +3113,12 @@
         </w:rPr>
         <w:t xml:space="preserve"> $N$ </w:t>
       </w:r>
-      <w:proofErr w:type="gramStart"/>
-      <w:r>
-        <w:rPr>
-          <w:sz w:val="24"/>
-          <w:szCs w:val="24"/>
-        </w:rPr>
-        <w:t>个</w:t>
-      </w:r>
-      <w:proofErr w:type="gramEnd"/>
-      <w:r>
-        <w:rPr>
-          <w:sz w:val="24"/>
-          <w:szCs w:val="24"/>
-        </w:rPr>
-        <w:t>节点的向量数据从</w:t>
+      <w:r>
+        <w:rPr>
+          <w:sz w:val="24"/>
+          <w:szCs w:val="24"/>
+        </w:rPr>
+        <w:t>个节点的向量数据从</w:t>
       </w:r>
       <w:r>
         <w:rPr>
@@ -3758,365 +3161,55 @@
         <w:t>实验对比</w:t>
       </w:r>
     </w:p>
-    <w:p/>
     <w:p>
       <w:pPr>
         <w:rPr>
-          <w:color w:val="FF0000"/>
+          <w:sz w:val="24"/>
+          <w:szCs w:val="24"/>
         </w:rPr>
       </w:pPr>
       <w:r>
         <w:rPr>
           <w:rFonts w:hint="eastAsia"/>
-          <w:color w:val="FF0000"/>
-        </w:rPr>
-        <w:t>（</w:t>
+          <w:sz w:val="24"/>
+          <w:szCs w:val="24"/>
+        </w:rPr>
+        <w:t>我在</w:t>
       </w:r>
       <w:r>
         <w:rPr>
           <w:rFonts w:hint="eastAsia"/>
-          <w:color w:val="FF0000"/>
-        </w:rPr>
-        <w:t>1.</w:t>
+          <w:sz w:val="24"/>
+          <w:szCs w:val="24"/>
+        </w:rPr>
+        <w:t>Glove</w:t>
       </w:r>
       <w:r>
         <w:rPr>
           <w:rFonts w:hint="eastAsia"/>
-          <w:color w:val="FF0000"/>
-        </w:rPr>
-        <w:t>自己创新提出的</w:t>
-      </w:r>
-      <w:proofErr w:type="gramStart"/>
-      <w:r>
-        <w:rPr>
-          <w:rFonts w:hint="eastAsia"/>
-          <w:color w:val="FF0000"/>
-        </w:rPr>
-        <w:t>的</w:t>
-      </w:r>
-      <w:proofErr w:type="gramEnd"/>
-      <w:r>
-        <w:rPr>
-          <w:rFonts w:hint="eastAsia"/>
-          <w:color w:val="FF0000"/>
-        </w:rPr>
-        <w:t>算法和</w:t>
-      </w:r>
-      <w:r>
-        <w:rPr>
-          <w:rFonts w:hint="eastAsia"/>
-          <w:color w:val="FF0000"/>
-        </w:rPr>
-        <w:t>baseline HNSW</w:t>
-      </w:r>
-      <w:r>
-        <w:rPr>
-          <w:rFonts w:hint="eastAsia"/>
-          <w:color w:val="FF0000"/>
-        </w:rPr>
-        <w:t>【有余力或者没有很好创新想法的同学可以再加</w:t>
-      </w:r>
-      <w:r>
-        <w:rPr>
-          <w:rFonts w:hint="eastAsia"/>
-          <w:color w:val="FF0000"/>
-        </w:rPr>
-        <w:t>baseline NSG</w:t>
-      </w:r>
-      <w:r>
-        <w:rPr>
-          <w:rFonts w:hint="eastAsia"/>
-          <w:color w:val="FF0000"/>
-        </w:rPr>
-        <w:t>】的实验数据对比，最好可以有图表等）</w:t>
+          <w:sz w:val="24"/>
+          <w:szCs w:val="24"/>
+        </w:rPr>
+        <w:t>数据集上针对采取的几个优化进行了比较充分的消融实验</w:t>
       </w:r>
     </w:p>
     <w:p>
       <w:pPr>
-        <w:rPr>
-          <w:color w:val="FF0000"/>
-        </w:rPr>
-      </w:pPr>
-    </w:p>
-    <w:p>
-      <w:pPr>
-        <w:rPr>
-          <w:color w:val="FF0000"/>
-        </w:rPr>
-      </w:pPr>
-      <w:r>
-        <w:rPr>
-          <w:rFonts w:hint="eastAsia"/>
-          <w:color w:val="FF0000"/>
-        </w:rPr>
-        <w:t>（</w:t>
-      </w:r>
-      <w:r>
-        <w:rPr>
-          <w:rFonts w:hint="eastAsia"/>
-          <w:color w:val="FF0000"/>
-        </w:rPr>
-        <w:t>2.</w:t>
-      </w:r>
-      <w:r>
-        <w:rPr>
-          <w:rFonts w:hint="eastAsia"/>
-          <w:color w:val="FF0000"/>
-        </w:rPr>
-        <w:t>因为参数对结果有一定影响，在后续报告文字说明中，也要说明自己实验比较时所选取的参数以及原因，最好加上对参数的影响分析，同样鼓励有图表）（自己创新部分中的参数影响也同样需要分析，来说明这个参数的意义和作用）</w:t>
-      </w:r>
-    </w:p>
-    <w:p>
-      <w:pPr>
-        <w:rPr>
-          <w:color w:val="FF0000"/>
-        </w:rPr>
-      </w:pPr>
-    </w:p>
-    <w:p>
-      <w:r>
-        <w:rPr>
-          <w:rFonts w:hint="eastAsia"/>
-          <w:color w:val="FF0000"/>
-        </w:rPr>
-        <w:t>（</w:t>
-      </w:r>
-      <w:r>
-        <w:rPr>
-          <w:rFonts w:hint="eastAsia"/>
-          <w:color w:val="FF0000"/>
-        </w:rPr>
-        <w:t>3.</w:t>
-      </w:r>
-      <w:r>
-        <w:rPr>
-          <w:rFonts w:hint="eastAsia"/>
-          <w:color w:val="FF0000"/>
-        </w:rPr>
-        <w:t>除了时间</w:t>
-      </w:r>
-      <w:r>
-        <w:rPr>
-          <w:rFonts w:hint="eastAsia"/>
-          <w:color w:val="FF0000"/>
-        </w:rPr>
-        <w:t xml:space="preserve">Build Time </w:t>
-      </w:r>
-      <w:r>
-        <w:rPr>
-          <w:rFonts w:hint="eastAsia"/>
-          <w:color w:val="FF0000"/>
-        </w:rPr>
-        <w:t>、</w:t>
-      </w:r>
-      <w:r>
-        <w:rPr>
-          <w:rFonts w:hint="eastAsia"/>
-          <w:color w:val="FF0000"/>
-        </w:rPr>
-        <w:t>Accuracy</w:t>
-      </w:r>
-      <w:r>
-        <w:rPr>
-          <w:rFonts w:hint="eastAsia"/>
-          <w:color w:val="FF0000"/>
-        </w:rPr>
-        <w:t>、</w:t>
-      </w:r>
-      <w:r>
-        <w:rPr>
-          <w:rFonts w:hint="eastAsia"/>
-          <w:color w:val="FF0000"/>
-        </w:rPr>
-        <w:t>Search Time</w:t>
-      </w:r>
-      <w:r>
-        <w:rPr>
-          <w:rFonts w:hint="eastAsia"/>
-          <w:color w:val="FF0000"/>
-        </w:rPr>
-        <w:t>上，请</w:t>
-      </w:r>
-      <w:r>
-        <w:rPr>
-          <w:rFonts w:hint="eastAsia"/>
-          <w:b/>
-          <w:bCs/>
-          <w:i/>
-          <w:iCs/>
-          <w:color w:val="FF0000"/>
-        </w:rPr>
-        <w:t>勿必</w:t>
-      </w:r>
-      <w:r>
-        <w:rPr>
-          <w:rFonts w:hint="eastAsia"/>
-          <w:color w:val="FF0000"/>
-        </w:rPr>
-        <w:t>再加上统计一下</w:t>
-      </w:r>
-      <w:r>
-        <w:rPr>
-          <w:rFonts w:hint="eastAsia"/>
-          <w:b/>
-          <w:bCs/>
-          <w:i/>
-          <w:iCs/>
-          <w:color w:val="FF0000"/>
-        </w:rPr>
-        <w:t>平局距离计算次数</w:t>
-      </w:r>
-      <w:r>
-        <w:rPr>
-          <w:rFonts w:hint="eastAsia"/>
-          <w:color w:val="FF0000"/>
-        </w:rPr>
-        <w:t>【也可以理解为</w:t>
-      </w:r>
-      <w:r>
-        <w:rPr>
-          <w:rFonts w:hint="eastAsia"/>
-          <w:b/>
-          <w:bCs/>
-          <w:color w:val="FF0000"/>
-        </w:rPr>
-        <w:t>访问点数</w:t>
-      </w:r>
-      <w:r>
-        <w:rPr>
-          <w:rFonts w:hint="eastAsia"/>
-          <w:color w:val="FF0000"/>
-        </w:rPr>
-        <w:t>】，因为大家可以意识到搜索时耗时最多的就是距离计算部分，你的平均距离计算次数越</w:t>
-      </w:r>
-      <w:proofErr w:type="gramStart"/>
-      <w:r>
-        <w:rPr>
-          <w:rFonts w:hint="eastAsia"/>
-          <w:color w:val="FF0000"/>
-        </w:rPr>
-        <w:t>少</w:t>
-      </w:r>
-      <w:r>
-        <w:rPr>
-          <w:rFonts w:hint="eastAsia"/>
-          <w:color w:val="FF0000"/>
-        </w:rPr>
-        <w:lastRenderedPageBreak/>
-        <w:t>一般</w:t>
-      </w:r>
-      <w:proofErr w:type="gramEnd"/>
-      <w:r>
-        <w:rPr>
-          <w:rFonts w:hint="eastAsia"/>
-          <w:color w:val="FF0000"/>
-        </w:rPr>
-        <w:t>能说明你的算法更优秀，同时也能排除电脑性能等其他因素的干扰）</w:t>
-      </w:r>
-      <w:r>
-        <w:rPr>
-          <w:rFonts w:hint="eastAsia"/>
-          <w:color w:val="FF0000"/>
-        </w:rPr>
-        <w:t xml:space="preserve"> </w:t>
-      </w:r>
-      <w:r>
-        <w:rPr>
-          <w:rFonts w:hint="eastAsia"/>
-          <w:color w:val="FF0000"/>
-        </w:rPr>
-        <w:t>（</w:t>
-      </w:r>
-      <w:r>
-        <w:rPr>
-          <w:rFonts w:hint="eastAsia"/>
-          <w:color w:val="FF0000"/>
-        </w:rPr>
-        <w:t>Build</w:t>
-      </w:r>
-      <w:r>
-        <w:rPr>
-          <w:rFonts w:hint="eastAsia"/>
-          <w:color w:val="FF0000"/>
-        </w:rPr>
-        <w:t>或</w:t>
-      </w:r>
-      <w:r>
-        <w:rPr>
-          <w:rFonts w:hint="eastAsia"/>
-          <w:color w:val="FF0000"/>
-        </w:rPr>
-        <w:t>Search</w:t>
-      </w:r>
-      <w:r>
-        <w:rPr>
-          <w:rFonts w:hint="eastAsia"/>
-          <w:color w:val="FF0000"/>
-        </w:rPr>
-        <w:t>时都可以统计，尝试用</w:t>
-      </w:r>
-      <w:r>
-        <w:rPr>
-          <w:rFonts w:hint="eastAsia"/>
-          <w:b/>
-          <w:bCs/>
-          <w:color w:val="FF0000"/>
-        </w:rPr>
-        <w:t>平局距离计算次数</w:t>
-      </w:r>
-      <w:r>
-        <w:rPr>
-          <w:rFonts w:hint="eastAsia"/>
-          <w:color w:val="FF0000"/>
-        </w:rPr>
-        <w:t>来说明</w:t>
-      </w:r>
-      <w:proofErr w:type="gramStart"/>
-      <w:r>
-        <w:rPr>
-          <w:rFonts w:hint="eastAsia"/>
-          <w:color w:val="FF0000"/>
-        </w:rPr>
-        <w:t>建图或者</w:t>
-      </w:r>
-      <w:proofErr w:type="gramEnd"/>
-      <w:r>
-        <w:rPr>
-          <w:rFonts w:hint="eastAsia"/>
-          <w:color w:val="FF0000"/>
-        </w:rPr>
-        <w:t>搜索时间上的</w:t>
-      </w:r>
-      <w:r>
-        <w:rPr>
-          <w:rFonts w:hint="eastAsia"/>
-          <w:b/>
-          <w:bCs/>
-          <w:color w:val="FF0000"/>
-        </w:rPr>
-        <w:t>优秀</w:t>
-      </w:r>
-      <w:r>
-        <w:rPr>
-          <w:rFonts w:hint="eastAsia"/>
-          <w:color w:val="FF0000"/>
-        </w:rPr>
-        <w:t>）</w:t>
-      </w:r>
-    </w:p>
-    <w:p>
-      <w:pPr>
         <w:jc w:val="center"/>
+        <w:rPr>
+          <w:sz w:val="24"/>
+          <w:szCs w:val="24"/>
+        </w:rPr>
       </w:pPr>
       <w:r>
         <w:rPr>
           <w:noProof/>
         </w:rPr>
         <w:drawing>
-          <wp:inline distT="0" distB="0" distL="114300" distR="114300" wp14:anchorId="682D7156" wp14:editId="3261D0D3">
-            <wp:extent cx="4211955" cy="1550670"/>
-            <wp:effectExtent l="0" t="0" r="4445" b="11430"/>
-            <wp:docPr id="1" name="图片 1"/>
+          <wp:inline distT="0" distB="0" distL="0" distR="0" wp14:anchorId="72FA8802" wp14:editId="6081EE4F">
+            <wp:extent cx="6600825" cy="5162339"/>
+            <wp:effectExtent l="0" t="0" r="0" b="635"/>
+            <wp:docPr id="1539882781" name="图片 1" descr="图表, 直方图&#10;&#10;AI 生成的内容可能不正确。"/>
             <wp:cNvGraphicFramePr>
               <a:graphicFrameLocks xmlns:a="http://schemas.openxmlformats.org/drawingml/2006/main" noChangeAspect="1"/>
             </wp:cNvGraphicFramePr>
@@ -4124,21 +3217,28 @@
               <a:graphicData uri="http://schemas.openxmlformats.org/drawingml/2006/picture">
                 <pic:pic xmlns:pic="http://schemas.openxmlformats.org/drawingml/2006/picture">
                   <pic:nvPicPr>
-                    <pic:cNvPr id="1" name="图片 1"/>
+                    <pic:cNvPr id="1539882781" name="图片 1" descr="图表, 直方图&#10;&#10;AI 生成的内容可能不正确。"/>
                     <pic:cNvPicPr>
-                      <a:picLocks noChangeAspect="1"/>
+                      <a:picLocks noChangeAspect="1" noChangeArrowheads="1"/>
                     </pic:cNvPicPr>
                   </pic:nvPicPr>
                   <pic:blipFill>
-                    <a:blip r:embed="rId5"/>
+                    <a:blip r:embed="rId5" cstate="print">
+                      <a:extLst>
+                        <a:ext uri="{28A0092B-C50C-407E-A947-70E740481C1C}">
+                          <a14:useLocalDpi xmlns:a14="http://schemas.microsoft.com/office/drawing/2010/main" val="0"/>
+                        </a:ext>
+                      </a:extLst>
+                    </a:blip>
+                    <a:srcRect/>
                     <a:stretch>
                       <a:fillRect/>
                     </a:stretch>
                   </pic:blipFill>
-                  <pic:spPr>
+                  <pic:spPr bwMode="auto">
                     <a:xfrm>
                       <a:off x="0" y="0"/>
-                      <a:ext cx="4211955" cy="1550670"/>
+                      <a:ext cx="6724601" cy="5259141"/>
                     </a:xfrm>
                     <a:prstGeom prst="rect">
                       <a:avLst/>
@@ -4156,15 +3256,22 @@
       </w:r>
     </w:p>
     <w:p>
+      <w:pPr>
+        <w:rPr>
+          <w:sz w:val="24"/>
+          <w:szCs w:val="24"/>
+        </w:rPr>
+      </w:pPr>
       <w:r>
         <w:rPr>
           <w:noProof/>
         </w:rPr>
+        <w:lastRenderedPageBreak/>
         <w:drawing>
-          <wp:inline distT="0" distB="0" distL="114300" distR="114300" wp14:anchorId="6D950DA9" wp14:editId="0A39F287">
-            <wp:extent cx="5270500" cy="1299210"/>
-            <wp:effectExtent l="0" t="0" r="0" b="8890"/>
-            <wp:docPr id="2" name="图片 2"/>
+          <wp:inline distT="0" distB="0" distL="0" distR="0" wp14:anchorId="4FE04EDC" wp14:editId="180DB268">
+            <wp:extent cx="6645910" cy="3987800"/>
+            <wp:effectExtent l="0" t="0" r="2540" b="0"/>
+            <wp:docPr id="1560580354" name="图片 2" descr="图表, 折线图&#10;&#10;AI 生成的内容可能不正确。"/>
             <wp:cNvGraphicFramePr>
               <a:graphicFrameLocks xmlns:a="http://schemas.openxmlformats.org/drawingml/2006/main" noChangeAspect="1"/>
             </wp:cNvGraphicFramePr>
@@ -4172,21 +3279,28 @@
               <a:graphicData uri="http://schemas.openxmlformats.org/drawingml/2006/picture">
                 <pic:pic xmlns:pic="http://schemas.openxmlformats.org/drawingml/2006/picture">
                   <pic:nvPicPr>
-                    <pic:cNvPr id="2" name="图片 2"/>
+                    <pic:cNvPr id="1560580354" name="图片 2" descr="图表, 折线图&#10;&#10;AI 生成的内容可能不正确。"/>
                     <pic:cNvPicPr>
-                      <a:picLocks noChangeAspect="1"/>
+                      <a:picLocks noChangeAspect="1" noChangeArrowheads="1"/>
                     </pic:cNvPicPr>
                   </pic:nvPicPr>
                   <pic:blipFill>
-                    <a:blip r:embed="rId6"/>
+                    <a:blip r:embed="rId6" cstate="print">
+                      <a:extLst>
+                        <a:ext uri="{28A0092B-C50C-407E-A947-70E740481C1C}">
+                          <a14:useLocalDpi xmlns:a14="http://schemas.microsoft.com/office/drawing/2010/main" val="0"/>
+                        </a:ext>
+                      </a:extLst>
+                    </a:blip>
+                    <a:srcRect/>
                     <a:stretch>
                       <a:fillRect/>
                     </a:stretch>
                   </pic:blipFill>
-                  <pic:spPr>
+                  <pic:spPr bwMode="auto">
                     <a:xfrm>
                       <a:off x="0" y="0"/>
-                      <a:ext cx="5270500" cy="1299210"/>
+                      <a:ext cx="6645910" cy="3987800"/>
                     </a:xfrm>
                     <a:prstGeom prst="rect">
                       <a:avLst/>
@@ -4205,18 +3319,718 @@
     </w:p>
     <w:p>
       <w:pPr>
-        <w:jc w:val="center"/>
+        <w:rPr>
+          <w:sz w:val="24"/>
+          <w:szCs w:val="24"/>
+        </w:rPr>
       </w:pPr>
       <w:r>
         <w:rPr>
           <w:rFonts w:hint="eastAsia"/>
-          <w:color w:val="FF0000"/>
-        </w:rPr>
-        <w:t>图表举例（只是随便举个例子，不要细究例子内容）</w:t>
+          <w:sz w:val="24"/>
+          <w:szCs w:val="24"/>
+        </w:rPr>
+        <w:t>这是在两组参数上进行的完整消融实验，可以看出，</w:t>
+      </w:r>
+      <w:r>
+        <w:rPr>
+          <w:rFonts w:hint="eastAsia"/>
+          <w:sz w:val="24"/>
+          <w:szCs w:val="24"/>
+        </w:rPr>
+        <w:t>CSR</w:t>
+      </w:r>
+      <w:r>
+        <w:rPr>
+          <w:rFonts w:hint="eastAsia"/>
+          <w:sz w:val="24"/>
+          <w:szCs w:val="24"/>
+        </w:rPr>
+        <w:t>和</w:t>
+      </w:r>
+      <w:r>
+        <w:rPr>
+          <w:rFonts w:hint="eastAsia"/>
+          <w:sz w:val="24"/>
+          <w:szCs w:val="24"/>
+        </w:rPr>
+        <w:t>PreFetch</w:t>
+      </w:r>
+      <w:r>
+        <w:rPr>
+          <w:rFonts w:hint="eastAsia"/>
+          <w:sz w:val="24"/>
+          <w:szCs w:val="24"/>
+        </w:rPr>
+        <w:t>对</w:t>
+      </w:r>
+      <w:r>
+        <w:rPr>
+          <w:rFonts w:hint="eastAsia"/>
+          <w:sz w:val="24"/>
+          <w:szCs w:val="24"/>
+        </w:rPr>
+        <w:t>QPS</w:t>
+      </w:r>
+      <w:r>
+        <w:rPr>
+          <w:rFonts w:hint="eastAsia"/>
+          <w:sz w:val="24"/>
+          <w:szCs w:val="24"/>
+        </w:rPr>
+        <w:t>提升效果很大，剩余的因素比较解决，我们进一步聚焦与细分区间：</w:t>
       </w:r>
     </w:p>
     <w:p>
       <w:pPr>
+        <w:jc w:val="right"/>
+        <w:rPr>
+          <w:rFonts w:hint="eastAsia"/>
+          <w:sz w:val="24"/>
+          <w:szCs w:val="24"/>
+        </w:rPr>
+      </w:pPr>
+      <w:r>
+        <w:rPr>
+          <w:noProof/>
+        </w:rPr>
+        <w:drawing>
+          <wp:anchor distT="0" distB="0" distL="114300" distR="114300" simplePos="0" relativeHeight="251662336" behindDoc="1" locked="0" layoutInCell="1" allowOverlap="1" wp14:anchorId="7673FED9" wp14:editId="4B5F09F4">
+            <wp:simplePos x="0" y="0"/>
+            <wp:positionH relativeFrom="column">
+              <wp:posOffset>3371850</wp:posOffset>
+            </wp:positionH>
+            <wp:positionV relativeFrom="paragraph">
+              <wp:posOffset>175895</wp:posOffset>
+            </wp:positionV>
+            <wp:extent cx="3523615" cy="2038350"/>
+            <wp:effectExtent l="0" t="0" r="635" b="0"/>
+            <wp:wrapTight wrapText="bothSides">
+              <wp:wrapPolygon edited="0">
+                <wp:start x="0" y="0"/>
+                <wp:lineTo x="0" y="21398"/>
+                <wp:lineTo x="21487" y="21398"/>
+                <wp:lineTo x="21487" y="0"/>
+                <wp:lineTo x="0" y="0"/>
+              </wp:wrapPolygon>
+            </wp:wrapTight>
+            <wp:docPr id="103160844" name="图片 3" descr="图表, 折线图&#10;&#10;AI 生成的内容可能不正确。"/>
+            <wp:cNvGraphicFramePr>
+              <a:graphicFrameLocks xmlns:a="http://schemas.openxmlformats.org/drawingml/2006/main" noChangeAspect="1"/>
+            </wp:cNvGraphicFramePr>
+            <a:graphic xmlns:a="http://schemas.openxmlformats.org/drawingml/2006/main">
+              <a:graphicData uri="http://schemas.openxmlformats.org/drawingml/2006/picture">
+                <pic:pic xmlns:pic="http://schemas.openxmlformats.org/drawingml/2006/picture">
+                  <pic:nvPicPr>
+                    <pic:cNvPr id="103160844" name="图片 3" descr="图表, 折线图&#10;&#10;AI 生成的内容可能不正确。"/>
+                    <pic:cNvPicPr>
+                      <a:picLocks noChangeAspect="1" noChangeArrowheads="1"/>
+                    </pic:cNvPicPr>
+                  </pic:nvPicPr>
+                  <pic:blipFill>
+                    <a:blip r:embed="rId7" cstate="print">
+                      <a:extLst>
+                        <a:ext uri="{28A0092B-C50C-407E-A947-70E740481C1C}">
+                          <a14:useLocalDpi xmlns:a14="http://schemas.microsoft.com/office/drawing/2010/main" val="0"/>
+                        </a:ext>
+                      </a:extLst>
+                    </a:blip>
+                    <a:srcRect/>
+                    <a:stretch>
+                      <a:fillRect/>
+                    </a:stretch>
+                  </pic:blipFill>
+                  <pic:spPr bwMode="auto">
+                    <a:xfrm>
+                      <a:off x="0" y="0"/>
+                      <a:ext cx="3523615" cy="2038350"/>
+                    </a:xfrm>
+                    <a:prstGeom prst="rect">
+                      <a:avLst/>
+                    </a:prstGeom>
+                    <a:noFill/>
+                    <a:ln>
+                      <a:noFill/>
+                    </a:ln>
+                  </pic:spPr>
+                </pic:pic>
+              </a:graphicData>
+            </a:graphic>
+            <wp14:sizeRelH relativeFrom="margin">
+              <wp14:pctWidth>0</wp14:pctWidth>
+            </wp14:sizeRelH>
+            <wp14:sizeRelV relativeFrom="margin">
+              <wp14:pctHeight>0</wp14:pctHeight>
+            </wp14:sizeRelV>
+          </wp:anchor>
+        </w:drawing>
+      </w:r>
+      <w:r>
+        <w:rPr>
+          <w:noProof/>
+        </w:rPr>
+        <w:drawing>
+          <wp:anchor distT="0" distB="0" distL="114300" distR="114300" simplePos="0" relativeHeight="251658240" behindDoc="0" locked="0" layoutInCell="1" allowOverlap="1" wp14:anchorId="37CA4930" wp14:editId="36ED5EEA">
+            <wp:simplePos x="0" y="0"/>
+            <wp:positionH relativeFrom="page">
+              <wp:posOffset>90170</wp:posOffset>
+            </wp:positionH>
+            <wp:positionV relativeFrom="paragraph">
+              <wp:posOffset>210185</wp:posOffset>
+            </wp:positionV>
+            <wp:extent cx="3781425" cy="2188210"/>
+            <wp:effectExtent l="0" t="0" r="9525" b="2540"/>
+            <wp:wrapSquare wrapText="bothSides"/>
+            <wp:docPr id="1659129845" name="图片 4" descr="图表, 折线图&#10;&#10;AI 生成的内容可能不正确。"/>
+            <wp:cNvGraphicFramePr>
+              <a:graphicFrameLocks xmlns:a="http://schemas.openxmlformats.org/drawingml/2006/main" noChangeAspect="1"/>
+            </wp:cNvGraphicFramePr>
+            <a:graphic xmlns:a="http://schemas.openxmlformats.org/drawingml/2006/main">
+              <a:graphicData uri="http://schemas.openxmlformats.org/drawingml/2006/picture">
+                <pic:pic xmlns:pic="http://schemas.openxmlformats.org/drawingml/2006/picture">
+                  <pic:nvPicPr>
+                    <pic:cNvPr id="1659129845" name="图片 4" descr="图表, 折线图&#10;&#10;AI 生成的内容可能不正确。"/>
+                    <pic:cNvPicPr>
+                      <a:picLocks noChangeAspect="1" noChangeArrowheads="1"/>
+                    </pic:cNvPicPr>
+                  </pic:nvPicPr>
+                  <pic:blipFill>
+                    <a:blip r:embed="rId8" cstate="print">
+                      <a:extLst>
+                        <a:ext uri="{28A0092B-C50C-407E-A947-70E740481C1C}">
+                          <a14:useLocalDpi xmlns:a14="http://schemas.microsoft.com/office/drawing/2010/main" val="0"/>
+                        </a:ext>
+                      </a:extLst>
+                    </a:blip>
+                    <a:srcRect/>
+                    <a:stretch>
+                      <a:fillRect/>
+                    </a:stretch>
+                  </pic:blipFill>
+                  <pic:spPr bwMode="auto">
+                    <a:xfrm>
+                      <a:off x="0" y="0"/>
+                      <a:ext cx="3781425" cy="2188210"/>
+                    </a:xfrm>
+                    <a:prstGeom prst="rect">
+                      <a:avLst/>
+                    </a:prstGeom>
+                    <a:noFill/>
+                    <a:ln>
+                      <a:noFill/>
+                    </a:ln>
+                  </pic:spPr>
+                </pic:pic>
+              </a:graphicData>
+            </a:graphic>
+            <wp14:sizeRelH relativeFrom="margin">
+              <wp14:pctWidth>0</wp14:pctWidth>
+            </wp14:sizeRelH>
+            <wp14:sizeRelV relativeFrom="margin">
+              <wp14:pctHeight>0</wp14:pctHeight>
+            </wp14:sizeRelV>
+          </wp:anchor>
+        </w:drawing>
+      </w:r>
+    </w:p>
+    <w:p>
+      <w:pPr>
+        <w:rPr>
+          <w:sz w:val="24"/>
+          <w:szCs w:val="24"/>
+        </w:rPr>
+      </w:pPr>
+      <w:r>
+        <w:rPr>
+          <w:noProof/>
+        </w:rPr>
+        <w:drawing>
+          <wp:inline distT="0" distB="0" distL="0" distR="0" wp14:anchorId="2E0D3393" wp14:editId="753CC20D">
+            <wp:extent cx="6261735" cy="2385865"/>
+            <wp:effectExtent l="0" t="0" r="5715" b="0"/>
+            <wp:docPr id="1719358655" name="图片 5" descr="图表, 折线图&#10;&#10;AI 生成的内容可能不正确。"/>
+            <wp:cNvGraphicFramePr>
+              <a:graphicFrameLocks xmlns:a="http://schemas.openxmlformats.org/drawingml/2006/main" noChangeAspect="1"/>
+            </wp:cNvGraphicFramePr>
+            <a:graphic xmlns:a="http://schemas.openxmlformats.org/drawingml/2006/main">
+              <a:graphicData uri="http://schemas.openxmlformats.org/drawingml/2006/picture">
+                <pic:pic xmlns:pic="http://schemas.openxmlformats.org/drawingml/2006/picture">
+                  <pic:nvPicPr>
+                    <pic:cNvPr id="1719358655" name="图片 5" descr="图表, 折线图&#10;&#10;AI 生成的内容可能不正确。"/>
+                    <pic:cNvPicPr>
+                      <a:picLocks noChangeAspect="1" noChangeArrowheads="1"/>
+                    </pic:cNvPicPr>
+                  </pic:nvPicPr>
+                  <pic:blipFill>
+                    <a:blip r:embed="rId9" cstate="print">
+                      <a:extLst>
+                        <a:ext uri="{28A0092B-C50C-407E-A947-70E740481C1C}">
+                          <a14:useLocalDpi xmlns:a14="http://schemas.microsoft.com/office/drawing/2010/main" val="0"/>
+                        </a:ext>
+                      </a:extLst>
+                    </a:blip>
+                    <a:srcRect/>
+                    <a:stretch>
+                      <a:fillRect/>
+                    </a:stretch>
+                  </pic:blipFill>
+                  <pic:spPr bwMode="auto">
+                    <a:xfrm>
+                      <a:off x="0" y="0"/>
+                      <a:ext cx="6298982" cy="2400057"/>
+                    </a:xfrm>
+                    <a:prstGeom prst="rect">
+                      <a:avLst/>
+                    </a:prstGeom>
+                    <a:noFill/>
+                    <a:ln>
+                      <a:noFill/>
+                    </a:ln>
+                  </pic:spPr>
+                </pic:pic>
+              </a:graphicData>
+            </a:graphic>
+          </wp:inline>
+        </w:drawing>
+      </w:r>
+    </w:p>
+    <w:p>
+      <w:pPr>
+        <w:rPr>
+          <w:sz w:val="24"/>
+          <w:szCs w:val="24"/>
+        </w:rPr>
+      </w:pPr>
+      <w:r>
+        <w:rPr>
+          <w:noProof/>
+        </w:rPr>
+        <w:lastRenderedPageBreak/>
+        <w:drawing>
+          <wp:anchor distT="0" distB="0" distL="114300" distR="114300" simplePos="0" relativeHeight="251660288" behindDoc="1" locked="0" layoutInCell="1" allowOverlap="1" wp14:anchorId="650F9761" wp14:editId="61E04ED2">
+            <wp:simplePos x="0" y="0"/>
+            <wp:positionH relativeFrom="margin">
+              <wp:align>center</wp:align>
+            </wp:positionH>
+            <wp:positionV relativeFrom="paragraph">
+              <wp:posOffset>318</wp:posOffset>
+            </wp:positionV>
+            <wp:extent cx="7186295" cy="2680849"/>
+            <wp:effectExtent l="0" t="0" r="0" b="5715"/>
+            <wp:wrapTight wrapText="bothSides">
+              <wp:wrapPolygon edited="0">
+                <wp:start x="0" y="0"/>
+                <wp:lineTo x="0" y="21493"/>
+                <wp:lineTo x="21529" y="21493"/>
+                <wp:lineTo x="21529" y="0"/>
+                <wp:lineTo x="0" y="0"/>
+              </wp:wrapPolygon>
+            </wp:wrapTight>
+            <wp:docPr id="1118788165" name="图片 6" descr="图表, 直方图&#10;&#10;AI 生成的内容可能不正确。"/>
+            <wp:cNvGraphicFramePr>
+              <a:graphicFrameLocks xmlns:a="http://schemas.openxmlformats.org/drawingml/2006/main" noChangeAspect="1"/>
+            </wp:cNvGraphicFramePr>
+            <a:graphic xmlns:a="http://schemas.openxmlformats.org/drawingml/2006/main">
+              <a:graphicData uri="http://schemas.openxmlformats.org/drawingml/2006/picture">
+                <pic:pic xmlns:pic="http://schemas.openxmlformats.org/drawingml/2006/picture">
+                  <pic:nvPicPr>
+                    <pic:cNvPr id="1118788165" name="图片 6" descr="图表, 直方图&#10;&#10;AI 生成的内容可能不正确。"/>
+                    <pic:cNvPicPr>
+                      <a:picLocks noChangeAspect="1" noChangeArrowheads="1"/>
+                    </pic:cNvPicPr>
+                  </pic:nvPicPr>
+                  <pic:blipFill>
+                    <a:blip r:embed="rId10" cstate="print">
+                      <a:extLst>
+                        <a:ext uri="{28A0092B-C50C-407E-A947-70E740481C1C}">
+                          <a14:useLocalDpi xmlns:a14="http://schemas.microsoft.com/office/drawing/2010/main" val="0"/>
+                        </a:ext>
+                      </a:extLst>
+                    </a:blip>
+                    <a:srcRect/>
+                    <a:stretch>
+                      <a:fillRect/>
+                    </a:stretch>
+                  </pic:blipFill>
+                  <pic:spPr bwMode="auto">
+                    <a:xfrm>
+                      <a:off x="0" y="0"/>
+                      <a:ext cx="7186295" cy="2680849"/>
+                    </a:xfrm>
+                    <a:prstGeom prst="rect">
+                      <a:avLst/>
+                    </a:prstGeom>
+                    <a:noFill/>
+                    <a:ln>
+                      <a:noFill/>
+                    </a:ln>
+                  </pic:spPr>
+                </pic:pic>
+              </a:graphicData>
+            </a:graphic>
+          </wp:anchor>
+        </w:drawing>
+      </w:r>
+      <w:r>
+        <w:rPr>
+          <w:rFonts w:hint="eastAsia"/>
+          <w:sz w:val="24"/>
+          <w:szCs w:val="24"/>
+        </w:rPr>
+        <w:t>可以看到，</w:t>
+      </w:r>
+      <w:r>
+        <w:rPr>
+          <w:rFonts w:hint="eastAsia"/>
+          <w:sz w:val="24"/>
+          <w:szCs w:val="24"/>
+        </w:rPr>
+        <w:t>SIMD</w:t>
+      </w:r>
+      <w:r>
+        <w:rPr>
+          <w:rFonts w:hint="eastAsia"/>
+          <w:sz w:val="24"/>
+          <w:szCs w:val="24"/>
+        </w:rPr>
+        <w:t>（距离计算加速）带来的收益很小，这与我们开头对问题的分析相符合，主要的时间开销在于计算前取向量带来的内存延迟与开销；</w:t>
+      </w:r>
+    </w:p>
+    <w:p>
+      <w:pPr>
+        <w:rPr>
+          <w:sz w:val="24"/>
+          <w:szCs w:val="24"/>
+        </w:rPr>
+      </w:pPr>
+    </w:p>
+    <w:p>
+      <w:pPr>
+        <w:rPr>
+          <w:sz w:val="24"/>
+          <w:szCs w:val="24"/>
+        </w:rPr>
+      </w:pPr>
+      <w:r>
+        <w:rPr>
+          <w:rFonts w:hint="eastAsia"/>
+          <w:sz w:val="24"/>
+          <w:szCs w:val="24"/>
+        </w:rPr>
+        <w:t>虽然有一些波动，但是可以看到，优化的启发式选边，剪枝和</w:t>
+      </w:r>
+      <w:r>
+        <w:rPr>
+          <w:rFonts w:hint="eastAsia"/>
+          <w:sz w:val="24"/>
+          <w:szCs w:val="24"/>
+        </w:rPr>
+        <w:t>DFS</w:t>
+      </w:r>
+      <w:r>
+        <w:rPr>
+          <w:rFonts w:hint="eastAsia"/>
+          <w:sz w:val="24"/>
+          <w:szCs w:val="24"/>
+        </w:rPr>
+        <w:t>重排也取得了比较明显的收益。</w:t>
+      </w:r>
+    </w:p>
+    <w:p>
+      <w:pPr>
+        <w:rPr>
+          <w:sz w:val="24"/>
+          <w:szCs w:val="24"/>
+        </w:rPr>
+      </w:pPr>
+    </w:p>
+    <w:p>
+      <w:pPr>
+        <w:rPr>
+          <w:sz w:val="24"/>
+          <w:szCs w:val="24"/>
+        </w:rPr>
+      </w:pPr>
+      <w:r>
+        <w:rPr>
+          <w:rFonts w:hint="eastAsia"/>
+          <w:sz w:val="24"/>
+          <w:szCs w:val="24"/>
+        </w:rPr>
+        <w:t>优化全开的红色曲线，召回率</w:t>
+      </w:r>
+      <w:r>
+        <w:rPr>
+          <w:rFonts w:hint="eastAsia"/>
+          <w:sz w:val="24"/>
+          <w:szCs w:val="24"/>
+        </w:rPr>
+        <w:t>0.983</w:t>
+      </w:r>
+      <w:r>
+        <w:rPr>
+          <w:rFonts w:hint="eastAsia"/>
+          <w:sz w:val="24"/>
+          <w:szCs w:val="24"/>
+        </w:rPr>
+        <w:t>左右</w:t>
+      </w:r>
+      <w:r>
+        <w:rPr>
+          <w:rFonts w:hint="eastAsia"/>
+          <w:sz w:val="24"/>
+          <w:szCs w:val="24"/>
+        </w:rPr>
+        <w:t>QPS</w:t>
+      </w:r>
+      <w:r>
+        <w:rPr>
+          <w:rFonts w:hint="eastAsia"/>
+          <w:sz w:val="24"/>
+          <w:szCs w:val="24"/>
+        </w:rPr>
+        <w:t>约</w:t>
+      </w:r>
+      <w:r>
+        <w:rPr>
+          <w:rFonts w:hint="eastAsia"/>
+          <w:sz w:val="24"/>
+          <w:szCs w:val="24"/>
+        </w:rPr>
+        <w:t>600</w:t>
+      </w:r>
+      <w:r>
+        <w:rPr>
+          <w:rFonts w:hint="eastAsia"/>
+          <w:sz w:val="24"/>
+          <w:szCs w:val="24"/>
+        </w:rPr>
+        <w:t>，基本达到了评测网站</w:t>
+      </w:r>
+      <w:r>
+        <w:rPr>
+          <w:rFonts w:hint="eastAsia"/>
+          <w:sz w:val="24"/>
+          <w:szCs w:val="24"/>
+        </w:rPr>
+        <w:t>test</w:t>
+      </w:r>
+      <w:r>
+        <w:rPr>
+          <w:rFonts w:hint="eastAsia"/>
+          <w:sz w:val="24"/>
+          <w:szCs w:val="24"/>
+        </w:rPr>
+        <w:t>基准的两倍；召回率提升到</w:t>
+      </w:r>
+      <w:r>
+        <w:rPr>
+          <w:rFonts w:hint="eastAsia"/>
+          <w:sz w:val="24"/>
+          <w:szCs w:val="24"/>
+        </w:rPr>
+        <w:t>0.99</w:t>
+      </w:r>
+      <w:r>
+        <w:rPr>
+          <w:rFonts w:hint="eastAsia"/>
+          <w:sz w:val="24"/>
+          <w:szCs w:val="24"/>
+        </w:rPr>
+        <w:t>时，</w:t>
+      </w:r>
+      <w:r>
+        <w:rPr>
+          <w:rFonts w:hint="eastAsia"/>
+          <w:sz w:val="24"/>
+          <w:szCs w:val="24"/>
+        </w:rPr>
+        <w:t>QPS</w:t>
+      </w:r>
+      <w:r>
+        <w:rPr>
+          <w:rFonts w:hint="eastAsia"/>
+          <w:sz w:val="24"/>
+          <w:szCs w:val="24"/>
+        </w:rPr>
+        <w:t>也有</w:t>
+      </w:r>
+      <w:r>
+        <w:rPr>
+          <w:rFonts w:hint="eastAsia"/>
+          <w:sz w:val="24"/>
+          <w:szCs w:val="24"/>
+        </w:rPr>
+        <w:t>500</w:t>
+      </w:r>
+      <w:r>
+        <w:rPr>
+          <w:rFonts w:hint="eastAsia"/>
+          <w:sz w:val="24"/>
+          <w:szCs w:val="24"/>
+        </w:rPr>
+        <w:t>左右，达到了较为卓越的性能。</w:t>
+      </w:r>
+    </w:p>
+    <w:p>
+      <w:pPr>
+        <w:rPr>
+          <w:sz w:val="24"/>
+          <w:szCs w:val="24"/>
+        </w:rPr>
+      </w:pPr>
+    </w:p>
+    <w:p>
+      <w:pPr>
+        <w:rPr>
+          <w:sz w:val="24"/>
+          <w:szCs w:val="24"/>
+        </w:rPr>
+      </w:pPr>
+      <w:r>
+        <w:rPr>
+          <w:rFonts w:hint="eastAsia"/>
+          <w:sz w:val="24"/>
+          <w:szCs w:val="24"/>
+        </w:rPr>
+        <w:t>对于</w:t>
+      </w:r>
+    </w:p>
+    <w:p>
+      <w:pPr>
+        <w:rPr>
+          <w:sz w:val="24"/>
+          <w:szCs w:val="24"/>
+        </w:rPr>
+      </w:pPr>
+    </w:p>
+    <w:p>
+      <w:pPr>
+        <w:rPr>
+          <w:rFonts w:hint="eastAsia"/>
+          <w:sz w:val="24"/>
+          <w:szCs w:val="24"/>
+        </w:rPr>
+      </w:pPr>
+      <w:r>
+        <w:rPr>
+          <w:noProof/>
+        </w:rPr>
+        <w:drawing>
+          <wp:inline distT="0" distB="0" distL="0" distR="0" wp14:anchorId="3CD9853F" wp14:editId="1237DA8D">
+            <wp:extent cx="6645910" cy="3987800"/>
+            <wp:effectExtent l="0" t="0" r="2540" b="0"/>
+            <wp:docPr id="51383440" name="图片 8"/>
+            <wp:cNvGraphicFramePr>
+              <a:graphicFrameLocks xmlns:a="http://schemas.openxmlformats.org/drawingml/2006/main" noChangeAspect="1"/>
+            </wp:cNvGraphicFramePr>
+            <a:graphic xmlns:a="http://schemas.openxmlformats.org/drawingml/2006/main">
+              <a:graphicData uri="http://schemas.openxmlformats.org/drawingml/2006/picture">
+                <pic:pic xmlns:pic="http://schemas.openxmlformats.org/drawingml/2006/picture">
+                  <pic:nvPicPr>
+                    <pic:cNvPr id="0" name="Picture 65"/>
+                    <pic:cNvPicPr>
+                      <a:picLocks noChangeAspect="1" noChangeArrowheads="1"/>
+                    </pic:cNvPicPr>
+                  </pic:nvPicPr>
+                  <pic:blipFill>
+                    <a:blip r:embed="rId11" cstate="print">
+                      <a:extLst>
+                        <a:ext uri="{28A0092B-C50C-407E-A947-70E740481C1C}">
+                          <a14:useLocalDpi xmlns:a14="http://schemas.microsoft.com/office/drawing/2010/main" val="0"/>
+                        </a:ext>
+                      </a:extLst>
+                    </a:blip>
+                    <a:srcRect/>
+                    <a:stretch>
+                      <a:fillRect/>
+                    </a:stretch>
+                  </pic:blipFill>
+                  <pic:spPr bwMode="auto">
+                    <a:xfrm>
+                      <a:off x="0" y="0"/>
+                      <a:ext cx="6645910" cy="3987800"/>
+                    </a:xfrm>
+                    <a:prstGeom prst="rect">
+                      <a:avLst/>
+                    </a:prstGeom>
+                    <a:noFill/>
+                    <a:ln>
+                      <a:noFill/>
+                    </a:ln>
+                  </pic:spPr>
+                </pic:pic>
+              </a:graphicData>
+            </a:graphic>
+          </wp:inline>
+        </w:drawing>
+      </w:r>
+      <w:r>
+        <w:rPr>
+          <w:noProof/>
+        </w:rPr>
+        <w:lastRenderedPageBreak/>
+        <w:drawing>
+          <wp:inline distT="0" distB="0" distL="0" distR="0" wp14:anchorId="7FD9991A" wp14:editId="0071362C">
+            <wp:extent cx="6645910" cy="3987800"/>
+            <wp:effectExtent l="0" t="0" r="2540" b="0"/>
+            <wp:docPr id="316850951" name="图片 7"/>
+            <wp:cNvGraphicFramePr>
+              <a:graphicFrameLocks xmlns:a="http://schemas.openxmlformats.org/drawingml/2006/main" noChangeAspect="1"/>
+            </wp:cNvGraphicFramePr>
+            <a:graphic xmlns:a="http://schemas.openxmlformats.org/drawingml/2006/main">
+              <a:graphicData uri="http://schemas.openxmlformats.org/drawingml/2006/picture">
+                <pic:pic xmlns:pic="http://schemas.openxmlformats.org/drawingml/2006/picture">
+                  <pic:nvPicPr>
+                    <pic:cNvPr id="0" name="Picture 64"/>
+                    <pic:cNvPicPr>
+                      <a:picLocks noChangeAspect="1" noChangeArrowheads="1"/>
+                    </pic:cNvPicPr>
+                  </pic:nvPicPr>
+                  <pic:blipFill>
+                    <a:blip r:embed="rId12" cstate="print">
+                      <a:extLst>
+                        <a:ext uri="{28A0092B-C50C-407E-A947-70E740481C1C}">
+                          <a14:useLocalDpi xmlns:a14="http://schemas.microsoft.com/office/drawing/2010/main" val="0"/>
+                        </a:ext>
+                      </a:extLst>
+                    </a:blip>
+                    <a:srcRect/>
+                    <a:stretch>
+                      <a:fillRect/>
+                    </a:stretch>
+                  </pic:blipFill>
+                  <pic:spPr bwMode="auto">
+                    <a:xfrm>
+                      <a:off x="0" y="0"/>
+                      <a:ext cx="6645910" cy="3987800"/>
+                    </a:xfrm>
+                    <a:prstGeom prst="rect">
+                      <a:avLst/>
+                    </a:prstGeom>
+                    <a:noFill/>
+                    <a:ln>
+                      <a:noFill/>
+                    </a:ln>
+                  </pic:spPr>
+                </pic:pic>
+              </a:graphicData>
+            </a:graphic>
+          </wp:inline>
+        </w:drawing>
+      </w:r>
+    </w:p>
+    <w:p>
+      <w:pPr>
+        <w:rPr>
+          <w:rFonts w:hint="eastAsia"/>
+          <w:sz w:val="24"/>
+          <w:szCs w:val="24"/>
+        </w:rPr>
+      </w:pPr>
+    </w:p>
+    <w:p>
+      <w:pPr>
         <w:pStyle w:val="1"/>
       </w:pPr>
       <w:r>
@@ -4225,6 +4039,24 @@
         </w:rPr>
         <w:t>伪代码解析</w:t>
       </w:r>
+    </w:p>
+    <w:p>
+      <w:pPr>
+        <w:pStyle w:val="a3"/>
+        <w:ind w:firstLine="360"/>
+        <w:rPr>
+          <w:rFonts w:hint="eastAsia"/>
+        </w:rPr>
+      </w:pPr>
+    </w:p>
+    <w:p>
+      <w:pPr>
+        <w:pStyle w:val="a3"/>
+        <w:ind w:firstLine="360"/>
+        <w:rPr>
+          <w:rFonts w:hint="eastAsia"/>
+        </w:rPr>
+      </w:pPr>
     </w:p>
     <w:p>
       <w:pPr>
@@ -4357,7 +4189,6 @@
         </w:rPr>
         <w:t>，预计在</w:t>
       </w:r>
-      <w:proofErr w:type="spellStart"/>
       <w:r>
         <w:rPr>
           <w:rFonts w:hint="eastAsia"/>
@@ -4365,7 +4196,6 @@
         </w:rPr>
         <w:t>elearning</w:t>
       </w:r>
-      <w:proofErr w:type="spellEnd"/>
       <w:r>
         <w:rPr>
           <w:rFonts w:hint="eastAsia"/>
@@ -4376,7 +4206,7 @@
     </w:p>
     <w:sectPr>
       <w:pgSz w:w="11906" w:h="16838"/>
-      <w:pgMar w:top="1440" w:right="1800" w:bottom="1440" w:left="1800" w:header="851" w:footer="992" w:gutter="0"/>
+      <w:pgMar w:top="720" w:right="720" w:bottom="720" w:left="720" w:header="851" w:footer="992" w:gutter="0"/>
       <w:cols w:space="425"/>
       <w:docGrid w:type="lines" w:linePitch="312"/>
     </w:sectPr>
